--- a/Курс 4/РсОД/Доклады/ИД23-1_Маслов_АН_Доклад_Scrapy.docx
+++ b/Курс 4/РсОД/Доклады/ИД23-1_Маслов_АН_Доклад_Scrapy.docx
@@ -4,7 +4,7 @@
   <w:body>
     <w:p>
       <w:pPr>
-        <w:spacing w:line="360" w:lineRule="auto"/>
+        <w:spacing w:after="0" w:line="240" w:lineRule="auto"/>
         <w:rPr>
           <w:rFonts w:ascii="Tahoma" w:hAnsi="Tahoma" w:cs="Tahoma"/>
           <w:sz w:val="12"/>
@@ -22,76 +22,97 @@
     </w:p>
     <w:p>
       <w:pPr>
-        <w:spacing w:line="360" w:lineRule="auto"/>
+        <w:spacing w:after="0" w:line="240" w:lineRule="auto"/>
+        <w:rPr>
+          <w:rFonts w:ascii="Tahoma" w:hAnsi="Tahoma" w:cs="Tahoma"/>
+          <w:sz w:val="12"/>
+          <w:szCs w:val="12"/>
+        </w:rPr>
+      </w:pPr>
+      <w:r>
+        <w:rPr>
+          <w:rFonts w:ascii="Tahoma" w:hAnsi="Tahoma" w:cs="Tahoma"/>
+          <w:sz w:val="12"/>
+          <w:szCs w:val="12"/>
+        </w:rPr>
+        <w:t>Доклад</w:t>
+      </w:r>
+      <w:r>
+        <w:rPr>
+          <w:rFonts w:ascii="Tahoma" w:hAnsi="Tahoma" w:cs="Tahoma"/>
+          <w:sz w:val="12"/>
+          <w:szCs w:val="12"/>
+        </w:rPr>
+        <w:t xml:space="preserve"> </w:t>
+      </w:r>
+      <w:r>
+        <w:rPr>
+          <w:rFonts w:ascii="Tahoma" w:hAnsi="Tahoma" w:cs="Tahoma"/>
+          <w:sz w:val="12"/>
+          <w:szCs w:val="12"/>
+        </w:rPr>
+        <w:t>по</w:t>
+      </w:r>
+      <w:r>
+        <w:rPr>
+          <w:rFonts w:ascii="Tahoma" w:hAnsi="Tahoma" w:cs="Tahoma"/>
+          <w:sz w:val="12"/>
+          <w:szCs w:val="12"/>
+        </w:rPr>
+        <w:t xml:space="preserve"> </w:t>
+      </w:r>
+      <w:r>
+        <w:rPr>
+          <w:rFonts w:ascii="Tahoma" w:hAnsi="Tahoma" w:cs="Tahoma"/>
+          <w:sz w:val="12"/>
+          <w:szCs w:val="12"/>
+        </w:rPr>
+        <w:t>теме</w:t>
+      </w:r>
+      <w:r>
+        <w:rPr>
+          <w:rFonts w:ascii="Tahoma" w:hAnsi="Tahoma" w:cs="Tahoma"/>
+          <w:sz w:val="12"/>
+          <w:szCs w:val="12"/>
+        </w:rPr>
+        <w:t xml:space="preserve"> </w:t>
+      </w:r>
+      <w:r>
         <w:rPr>
           <w:rFonts w:ascii="Tahoma" w:hAnsi="Tahoma" w:cs="Tahoma"/>
           <w:sz w:val="12"/>
           <w:szCs w:val="12"/>
           <w:lang w:val="en-US"/>
         </w:rPr>
-      </w:pPr>
-      <w:r>
-        <w:rPr>
-          <w:rFonts w:ascii="Tahoma" w:hAnsi="Tahoma" w:cs="Tahoma"/>
-          <w:sz w:val="12"/>
-          <w:szCs w:val="12"/>
-        </w:rPr>
-        <w:t>Доклад</w:t>
-      </w:r>
-      <w:r>
-        <w:rPr>
-          <w:rFonts w:ascii="Tahoma" w:hAnsi="Tahoma" w:cs="Tahoma"/>
-          <w:sz w:val="12"/>
-          <w:szCs w:val="12"/>
-          <w:lang w:val="en-US"/>
-        </w:rPr>
-        <w:t xml:space="preserve"> </w:t>
-      </w:r>
-      <w:r>
-        <w:rPr>
-          <w:rFonts w:ascii="Tahoma" w:hAnsi="Tahoma" w:cs="Tahoma"/>
-          <w:sz w:val="12"/>
-          <w:szCs w:val="12"/>
-        </w:rPr>
-        <w:t>по</w:t>
-      </w:r>
-      <w:r>
-        <w:rPr>
-          <w:rFonts w:ascii="Tahoma" w:hAnsi="Tahoma" w:cs="Tahoma"/>
-          <w:sz w:val="12"/>
-          <w:szCs w:val="12"/>
-          <w:lang w:val="en-US"/>
-        </w:rPr>
-        <w:t xml:space="preserve"> </w:t>
-      </w:r>
-      <w:r>
-        <w:rPr>
-          <w:rFonts w:ascii="Tahoma" w:hAnsi="Tahoma" w:cs="Tahoma"/>
-          <w:sz w:val="12"/>
-          <w:szCs w:val="12"/>
-        </w:rPr>
-        <w:t>теме</w:t>
-      </w:r>
-      <w:r>
-        <w:rPr>
-          <w:rFonts w:ascii="Tahoma" w:hAnsi="Tahoma" w:cs="Tahoma"/>
-          <w:sz w:val="12"/>
-          <w:szCs w:val="12"/>
-          <w:lang w:val="en-US"/>
-        </w:rPr>
-        <w:t xml:space="preserve"> Scrapy</w:t>
+        <w:t>Scrapy</w:t>
       </w:r>
     </w:p>
     <w:p>
       <w:pPr>
-        <w:spacing w:line="360" w:lineRule="auto"/>
+        <w:spacing w:after="0" w:line="240" w:lineRule="auto"/>
+        <w:rPr>
+          <w:rFonts w:ascii="Tahoma" w:hAnsi="Tahoma" w:cs="Tahoma"/>
+          <w:sz w:val="12"/>
+          <w:szCs w:val="12"/>
+        </w:rPr>
+      </w:pPr>
+      <w:r>
         <w:rPr>
           <w:rFonts w:ascii="Tahoma" w:hAnsi="Tahoma" w:cs="Tahoma"/>
           <w:sz w:val="12"/>
           <w:szCs w:val="12"/>
           <w:lang w:val="en-US"/>
         </w:rPr>
-      </w:pPr>
+        <w:t>DeepSeek</w:t>
+      </w:r>
+      <w:r>
+        <w:rPr>
+          <w:rFonts w:ascii="Tahoma" w:hAnsi="Tahoma" w:cs="Tahoma"/>
+          <w:sz w:val="12"/>
+          <w:szCs w:val="12"/>
+        </w:rPr>
+        <w:t>-</w:t>
+      </w:r>
       <w:r>
         <w:rPr>
           <w:rFonts w:ascii="Tahoma" w:hAnsi="Tahoma" w:cs="Tahoma"/>
@@ -99,8 +120,17 @@
           <w:szCs w:val="12"/>
           <w:lang w:val="en-US"/>
         </w:rPr>
-        <w:t>DeepSeek</w:t>
-      </w:r>
+        <w:t>V</w:t>
+      </w:r>
+      <w:r>
+        <w:rPr>
+          <w:rFonts w:ascii="Tahoma" w:hAnsi="Tahoma" w:cs="Tahoma"/>
+          <w:sz w:val="12"/>
+          <w:szCs w:val="12"/>
+        </w:rPr>
+        <w:t xml:space="preserve">3.2 </w:t>
+      </w:r>
+      <w:proofErr w:type="spellStart"/>
       <w:r>
         <w:rPr>
           <w:rFonts w:ascii="Tahoma" w:hAnsi="Tahoma" w:cs="Tahoma"/>
@@ -108,34 +138,6 @@
           <w:szCs w:val="12"/>
           <w:lang w:val="en-US"/>
         </w:rPr>
-        <w:t>-</w:t>
-      </w:r>
-      <w:r>
-        <w:rPr>
-          <w:rFonts w:ascii="Tahoma" w:hAnsi="Tahoma" w:cs="Tahoma"/>
-          <w:sz w:val="12"/>
-          <w:szCs w:val="12"/>
-          <w:lang w:val="en-US"/>
-        </w:rPr>
-        <w:t>V</w:t>
-      </w:r>
-      <w:r>
-        <w:rPr>
-          <w:rFonts w:ascii="Tahoma" w:hAnsi="Tahoma" w:cs="Tahoma"/>
-          <w:sz w:val="12"/>
-          <w:szCs w:val="12"/>
-          <w:lang w:val="en-US"/>
-        </w:rPr>
-        <w:t xml:space="preserve">3.2 </w:t>
-      </w:r>
-      <w:proofErr w:type="spellStart"/>
-      <w:r>
-        <w:rPr>
-          <w:rFonts w:ascii="Tahoma" w:hAnsi="Tahoma" w:cs="Tahoma"/>
-          <w:sz w:val="12"/>
-          <w:szCs w:val="12"/>
-          <w:lang w:val="en-US"/>
-        </w:rPr>
         <w:t>DeepThink</w:t>
       </w:r>
       <w:proofErr w:type="spellEnd"/>
@@ -144,7 +146,6 @@
           <w:rFonts w:ascii="Tahoma" w:hAnsi="Tahoma" w:cs="Tahoma"/>
           <w:sz w:val="12"/>
           <w:szCs w:val="12"/>
-          <w:lang w:val="en-US"/>
         </w:rPr>
         <w:t xml:space="preserve"> + </w:t>
       </w:r>
@@ -160,7 +161,7 @@
     </w:p>
     <w:p>
       <w:pPr>
-        <w:spacing w:line="360" w:lineRule="auto"/>
+        <w:spacing w:after="0" w:line="240" w:lineRule="auto"/>
         <w:rPr>
           <w:rFonts w:ascii="Tahoma" w:hAnsi="Tahoma" w:cs="Tahoma"/>
           <w:sz w:val="12"/>
@@ -242,223 +243,115 @@
     </w:p>
     <w:p>
       <w:pPr>
-        <w:spacing w:line="360" w:lineRule="auto"/>
-        <w:rPr>
-          <w:rFonts w:ascii="Tahoma" w:hAnsi="Tahoma" w:cs="Tahoma"/>
-          <w:sz w:val="12"/>
-          <w:szCs w:val="12"/>
+        <w:spacing w:after="0" w:line="240" w:lineRule="auto"/>
+        <w:rPr>
+          <w:rFonts w:ascii="Tahoma" w:hAnsi="Tahoma" w:cs="Tahoma"/>
+          <w:sz w:val="12"/>
+          <w:szCs w:val="12"/>
+          <w:lang w:val="en-US"/>
         </w:rPr>
       </w:pPr>
       <w:r>
         <w:rPr>
           <w:rFonts w:ascii="Tahoma" w:hAnsi="Tahoma" w:cs="Tahoma"/>
-          <w:sz w:val="12"/>
-          <w:szCs w:val="12"/>
-        </w:rPr>
-        <w:t xml:space="preserve">Архитектура </w:t>
-      </w:r>
-      <w:proofErr w:type="spellStart"/>
-      <w:r>
-        <w:rPr>
-          <w:rFonts w:ascii="Tahoma" w:hAnsi="Tahoma" w:cs="Tahoma"/>
-          <w:sz w:val="12"/>
-          <w:szCs w:val="12"/>
-        </w:rPr>
-        <w:t>Scrapy</w:t>
-      </w:r>
-      <w:proofErr w:type="spellEnd"/>
-      <w:r>
-        <w:rPr>
-          <w:rFonts w:ascii="Tahoma" w:hAnsi="Tahoma" w:cs="Tahoma"/>
-          <w:sz w:val="12"/>
-          <w:szCs w:val="12"/>
-        </w:rPr>
-        <w:t xml:space="preserve"> организована вокруг нескольких ключевых компонентов, взаимодействие между которыми управляется движком. Движок (Engine) отвечает за контроль потока данных между всеми частями системы и инициирует события при выполнении определённых действий. Планировщик (</w:t>
-      </w:r>
-      <w:proofErr w:type="spellStart"/>
-      <w:r>
-        <w:rPr>
-          <w:rFonts w:ascii="Tahoma" w:hAnsi="Tahoma" w:cs="Tahoma"/>
-          <w:sz w:val="12"/>
-          <w:szCs w:val="12"/>
-        </w:rPr>
-        <w:t>Scheduler</w:t>
-      </w:r>
-      <w:proofErr w:type="spellEnd"/>
-      <w:r>
-        <w:rPr>
-          <w:rFonts w:ascii="Tahoma" w:hAnsi="Tahoma" w:cs="Tahoma"/>
-          <w:sz w:val="12"/>
-          <w:szCs w:val="12"/>
-        </w:rPr>
-        <w:t>) получает запросы от движка, ставит их в очередь и возвращает движку, когда тот запрашивает следующую порцию для обхода. Загрузчик (</w:t>
-      </w:r>
-      <w:proofErr w:type="spellStart"/>
-      <w:r>
-        <w:rPr>
-          <w:rFonts w:ascii="Tahoma" w:hAnsi="Tahoma" w:cs="Tahoma"/>
-          <w:sz w:val="12"/>
-          <w:szCs w:val="12"/>
-        </w:rPr>
-        <w:t>Downloader</w:t>
-      </w:r>
-      <w:proofErr w:type="spellEnd"/>
-      <w:r>
-        <w:rPr>
-          <w:rFonts w:ascii="Tahoma" w:hAnsi="Tahoma" w:cs="Tahoma"/>
-          <w:sz w:val="12"/>
-          <w:szCs w:val="12"/>
-        </w:rPr>
-        <w:t>) выполняет выборку веб-страниц и передаёт их движку, который, в свою очередь, направляет их паукам для обработки. Пауки (</w:t>
-      </w:r>
-      <w:proofErr w:type="spellStart"/>
-      <w:r>
-        <w:rPr>
-          <w:rFonts w:ascii="Tahoma" w:hAnsi="Tahoma" w:cs="Tahoma"/>
-          <w:sz w:val="12"/>
-          <w:szCs w:val="12"/>
-        </w:rPr>
-        <w:t>Spiders</w:t>
-      </w:r>
-      <w:proofErr w:type="spellEnd"/>
-      <w:r>
-        <w:rPr>
-          <w:rFonts w:ascii="Tahoma" w:hAnsi="Tahoma" w:cs="Tahoma"/>
-          <w:sz w:val="12"/>
-          <w:szCs w:val="12"/>
-        </w:rPr>
-        <w:t>) представляют собой пользовательские классы, написанные для разбора ответов и извлечения из них элементов или дополнительных запросов для дальнейшего обхода. Конвейеры элементов (</w:t>
-      </w:r>
-      <w:proofErr w:type="spellStart"/>
-      <w:r>
-        <w:rPr>
-          <w:rFonts w:ascii="Tahoma" w:hAnsi="Tahoma" w:cs="Tahoma"/>
-          <w:sz w:val="12"/>
-          <w:szCs w:val="12"/>
-        </w:rPr>
-        <w:t>Item</w:t>
-      </w:r>
-      <w:proofErr w:type="spellEnd"/>
-      <w:r>
-        <w:rPr>
-          <w:rFonts w:ascii="Tahoma" w:hAnsi="Tahoma" w:cs="Tahoma"/>
-          <w:sz w:val="12"/>
-          <w:szCs w:val="12"/>
-        </w:rPr>
-        <w:t xml:space="preserve"> </w:t>
-      </w:r>
-      <w:proofErr w:type="spellStart"/>
-      <w:r>
-        <w:rPr>
-          <w:rFonts w:ascii="Tahoma" w:hAnsi="Tahoma" w:cs="Tahoma"/>
-          <w:sz w:val="12"/>
-          <w:szCs w:val="12"/>
-        </w:rPr>
-        <w:t>Pipelines</w:t>
-      </w:r>
-      <w:proofErr w:type="spellEnd"/>
-      <w:r>
-        <w:rPr>
-          <w:rFonts w:ascii="Tahoma" w:hAnsi="Tahoma" w:cs="Tahoma"/>
-          <w:sz w:val="12"/>
-          <w:szCs w:val="12"/>
-        </w:rPr>
-        <w:t>) обрабатывают извлечённые элементы, выполняя такие типичные задачи, как очистка, валидация и сохранение в базу данных. Кроме того, в архитектуре предусмотрены промежуточные слои: промежуточное ПО загрузчика (</w:t>
-      </w:r>
-      <w:proofErr w:type="spellStart"/>
-      <w:r>
-        <w:rPr>
-          <w:rFonts w:ascii="Tahoma" w:hAnsi="Tahoma" w:cs="Tahoma"/>
-          <w:sz w:val="12"/>
-          <w:szCs w:val="12"/>
-        </w:rPr>
-        <w:t>Downloader</w:t>
-      </w:r>
-      <w:proofErr w:type="spellEnd"/>
-      <w:r>
-        <w:rPr>
-          <w:rFonts w:ascii="Tahoma" w:hAnsi="Tahoma" w:cs="Tahoma"/>
-          <w:sz w:val="12"/>
-          <w:szCs w:val="12"/>
-        </w:rPr>
-        <w:t xml:space="preserve"> </w:t>
-      </w:r>
-      <w:proofErr w:type="spellStart"/>
-      <w:r>
-        <w:rPr>
-          <w:rFonts w:ascii="Tahoma" w:hAnsi="Tahoma" w:cs="Tahoma"/>
-          <w:sz w:val="12"/>
-          <w:szCs w:val="12"/>
-        </w:rPr>
-        <w:t>Middlewares</w:t>
-      </w:r>
-      <w:proofErr w:type="spellEnd"/>
-      <w:r>
-        <w:rPr>
-          <w:rFonts w:ascii="Tahoma" w:hAnsi="Tahoma" w:cs="Tahoma"/>
-          <w:sz w:val="12"/>
-          <w:szCs w:val="12"/>
-        </w:rPr>
-        <w:t xml:space="preserve">) и промежуточное ПО пауков (Spider </w:t>
-      </w:r>
-      <w:proofErr w:type="spellStart"/>
-      <w:r>
-        <w:rPr>
-          <w:rFonts w:ascii="Tahoma" w:hAnsi="Tahoma" w:cs="Tahoma"/>
-          <w:sz w:val="12"/>
-          <w:szCs w:val="12"/>
-        </w:rPr>
-        <w:t>Middlewares</w:t>
-      </w:r>
-      <w:proofErr w:type="spellEnd"/>
-      <w:r>
-        <w:rPr>
-          <w:rFonts w:ascii="Tahoma" w:hAnsi="Tahoma" w:cs="Tahoma"/>
-          <w:sz w:val="12"/>
-          <w:szCs w:val="12"/>
-        </w:rPr>
-        <w:t>), которые позволяют внедрять пользовательскую логику на уровне обработки запросов и ответов, не изменяя код паука.</w:t>
+          <w:noProof/>
+          <w:sz w:val="12"/>
+          <w:szCs w:val="12"/>
+          <w:lang w:val="en-US"/>
+        </w:rPr>
+        <w:drawing>
+          <wp:inline distT="0" distB="0" distL="0" distR="0" wp14:anchorId="6C6E534C" wp14:editId="4ECFA8BE">
+            <wp:extent cx="3624943" cy="1971148"/>
+            <wp:effectExtent l="0" t="0" r="0" b="0"/>
+            <wp:docPr id="755702199" name="Рисунок 1"/>
+            <wp:cNvGraphicFramePr>
+              <a:graphicFrameLocks xmlns:a="http://schemas.openxmlformats.org/drawingml/2006/main" noChangeAspect="1"/>
+            </wp:cNvGraphicFramePr>
+            <a:graphic xmlns:a="http://schemas.openxmlformats.org/drawingml/2006/main">
+              <a:graphicData uri="http://schemas.openxmlformats.org/drawingml/2006/picture">
+                <pic:pic xmlns:pic="http://schemas.openxmlformats.org/drawingml/2006/picture">
+                  <pic:nvPicPr>
+                    <pic:cNvPr id="755702199" name=""/>
+                    <pic:cNvPicPr/>
+                  </pic:nvPicPr>
+                  <pic:blipFill>
+                    <a:blip r:embed="rId4"/>
+                    <a:stretch>
+                      <a:fillRect/>
+                    </a:stretch>
+                  </pic:blipFill>
+                  <pic:spPr>
+                    <a:xfrm>
+                      <a:off x="0" y="0"/>
+                      <a:ext cx="3636007" cy="1977164"/>
+                    </a:xfrm>
+                    <a:prstGeom prst="rect">
+                      <a:avLst/>
+                    </a:prstGeom>
+                  </pic:spPr>
+                </pic:pic>
+              </a:graphicData>
+            </a:graphic>
+          </wp:inline>
+        </w:drawing>
+      </w:r>
+      <w:r>
+        <w:rPr>
+          <w:rFonts w:ascii="Tahoma" w:hAnsi="Tahoma" w:cs="Tahoma"/>
+          <w:noProof/>
+          <w:sz w:val="12"/>
+          <w:szCs w:val="12"/>
+        </w:rPr>
+        <w:drawing>
+          <wp:inline distT="0" distB="0" distL="0" distR="0" wp14:anchorId="74013078" wp14:editId="69FE69B3">
+            <wp:extent cx="3516346" cy="3199856"/>
+            <wp:effectExtent l="0" t="0" r="8255" b="635"/>
+            <wp:docPr id="1225846317" name="Рисунок 1"/>
+            <wp:cNvGraphicFramePr>
+              <a:graphicFrameLocks xmlns:a="http://schemas.openxmlformats.org/drawingml/2006/main" noChangeAspect="1"/>
+            </wp:cNvGraphicFramePr>
+            <a:graphic xmlns:a="http://schemas.openxmlformats.org/drawingml/2006/main">
+              <a:graphicData uri="http://schemas.openxmlformats.org/drawingml/2006/picture">
+                <pic:pic xmlns:pic="http://schemas.openxmlformats.org/drawingml/2006/picture">
+                  <pic:nvPicPr>
+                    <pic:cNvPr id="1225846317" name=""/>
+                    <pic:cNvPicPr/>
+                  </pic:nvPicPr>
+                  <pic:blipFill>
+                    <a:blip r:embed="rId5"/>
+                    <a:stretch>
+                      <a:fillRect/>
+                    </a:stretch>
+                  </pic:blipFill>
+                  <pic:spPr>
+                    <a:xfrm>
+                      <a:off x="0" y="0"/>
+                      <a:ext cx="3536754" cy="3218427"/>
+                    </a:xfrm>
+                    <a:prstGeom prst="rect">
+                      <a:avLst/>
+                    </a:prstGeom>
+                  </pic:spPr>
+                </pic:pic>
+              </a:graphicData>
+            </a:graphic>
+          </wp:inline>
+        </w:drawing>
       </w:r>
     </w:p>
     <w:p>
       <w:pPr>
-        <w:spacing w:line="360" w:lineRule="auto"/>
+        <w:spacing w:after="0" w:line="240" w:lineRule="auto"/>
         <w:rPr>
           <w:rFonts w:ascii="Tahoma" w:hAnsi="Tahoma" w:cs="Tahoma"/>
           <w:sz w:val="12"/>
           <w:szCs w:val="12"/>
         </w:rPr>
       </w:pPr>
-      <w:r>
-        <w:rPr>
-          <w:rFonts w:ascii="Tahoma" w:hAnsi="Tahoma" w:cs="Tahoma"/>
-          <w:sz w:val="12"/>
-          <w:szCs w:val="12"/>
-        </w:rPr>
-        <w:t xml:space="preserve">Поток данных в </w:t>
-      </w:r>
-      <w:proofErr w:type="spellStart"/>
-      <w:r>
-        <w:rPr>
-          <w:rFonts w:ascii="Tahoma" w:hAnsi="Tahoma" w:cs="Tahoma"/>
-          <w:sz w:val="12"/>
-          <w:szCs w:val="12"/>
-        </w:rPr>
-        <w:t>Scrapy</w:t>
-      </w:r>
-      <w:proofErr w:type="spellEnd"/>
-      <w:r>
-        <w:rPr>
-          <w:rFonts w:ascii="Tahoma" w:hAnsi="Tahoma" w:cs="Tahoma"/>
-          <w:sz w:val="12"/>
-          <w:szCs w:val="12"/>
-        </w:rPr>
-        <w:t xml:space="preserve"> управляется движком и следует чётко определённой последовательности. Движок получает начальные запросы от паука и передаёт их планировщику, который ставит их в очередь и возвращает движку следующую порцию для обхода. Движок отправляет запросы загрузчику, проходя через промежуточное ПО загрузчика. После завершения загрузки страницы загрузчик генерирует ответ и отправляет его обратно движку, также через промежуточное ПО загрузчика. Движок передаёт ответ пауку для обработки, пропуская его через промежуточное ПО паука. Паук обрабатывает ответ и возвращает извлечённые элементы и новые запросы движку. Затем движок отправляет обработанные элементы в конвейеры элементов, а обработанные запросы — в планировщик, после чего процесс повторяется с шага получения следующего запроса, пока планировщик не вернёт пустой результат.</w:t>
-      </w:r>
     </w:p>
     <w:p>
       <w:pPr>
-        <w:spacing w:line="360" w:lineRule="auto"/>
+        <w:spacing w:after="0" w:line="240" w:lineRule="auto"/>
         <w:rPr>
           <w:rFonts w:ascii="Tahoma" w:hAnsi="Tahoma" w:cs="Tahoma"/>
           <w:sz w:val="12"/>
@@ -468,10 +361,73 @@
       <w:r>
         <w:rPr>
           <w:rFonts w:ascii="Tahoma" w:hAnsi="Tahoma" w:cs="Tahoma"/>
-          <w:sz w:val="12"/>
-          <w:szCs w:val="12"/>
-        </w:rPr>
-        <w:t xml:space="preserve">Центральным элементом любого проекта </w:t>
+          <w:noProof/>
+          <w:sz w:val="12"/>
+          <w:szCs w:val="12"/>
+        </w:rPr>
+        <w:drawing>
+          <wp:anchor distT="0" distB="0" distL="114300" distR="114300" simplePos="0" relativeHeight="251658240" behindDoc="0" locked="0" layoutInCell="1" allowOverlap="1" wp14:anchorId="223261E9" wp14:editId="34B7818D">
+            <wp:simplePos x="0" y="0"/>
+            <wp:positionH relativeFrom="margin">
+              <wp:align>left</wp:align>
+            </wp:positionH>
+            <wp:positionV relativeFrom="paragraph">
+              <wp:posOffset>0</wp:posOffset>
+            </wp:positionV>
+            <wp:extent cx="1198880" cy="2072640"/>
+            <wp:effectExtent l="0" t="0" r="1270" b="3810"/>
+            <wp:wrapSquare wrapText="bothSides"/>
+            <wp:docPr id="620968039" name="Рисунок 1"/>
+            <wp:cNvGraphicFramePr>
+              <a:graphicFrameLocks xmlns:a="http://schemas.openxmlformats.org/drawingml/2006/main" noChangeAspect="1"/>
+            </wp:cNvGraphicFramePr>
+            <a:graphic xmlns:a="http://schemas.openxmlformats.org/drawingml/2006/main">
+              <a:graphicData uri="http://schemas.openxmlformats.org/drawingml/2006/picture">
+                <pic:pic xmlns:pic="http://schemas.openxmlformats.org/drawingml/2006/picture">
+                  <pic:nvPicPr>
+                    <pic:cNvPr id="620968039" name=""/>
+                    <pic:cNvPicPr/>
+                  </pic:nvPicPr>
+                  <pic:blipFill>
+                    <a:blip r:embed="rId6" cstate="print">
+                      <a:extLst>
+                        <a:ext uri="{28A0092B-C50C-407E-A947-70E740481C1C}">
+                          <a14:useLocalDpi xmlns:a14="http://schemas.microsoft.com/office/drawing/2010/main" val="0"/>
+                        </a:ext>
+                      </a:extLst>
+                    </a:blip>
+                    <a:stretch>
+                      <a:fillRect/>
+                    </a:stretch>
+                  </pic:blipFill>
+                  <pic:spPr>
+                    <a:xfrm>
+                      <a:off x="0" y="0"/>
+                      <a:ext cx="1203141" cy="2080216"/>
+                    </a:xfrm>
+                    <a:prstGeom prst="rect">
+                      <a:avLst/>
+                    </a:prstGeom>
+                  </pic:spPr>
+                </pic:pic>
+              </a:graphicData>
+            </a:graphic>
+            <wp14:sizeRelH relativeFrom="margin">
+              <wp14:pctWidth>0</wp14:pctWidth>
+            </wp14:sizeRelH>
+            <wp14:sizeRelV relativeFrom="margin">
+              <wp14:pctHeight>0</wp14:pctHeight>
+            </wp14:sizeRelV>
+          </wp:anchor>
+        </w:drawing>
+      </w:r>
+      <w:r>
+        <w:rPr>
+          <w:rFonts w:ascii="Tahoma" w:hAnsi="Tahoma" w:cs="Tahoma"/>
+          <w:sz w:val="12"/>
+          <w:szCs w:val="12"/>
+        </w:rPr>
+        <w:t xml:space="preserve">Архитектура </w:t>
       </w:r>
       <w:proofErr w:type="spellStart"/>
       <w:r>
@@ -489,152 +445,156 @@
           <w:sz w:val="12"/>
           <w:szCs w:val="12"/>
         </w:rPr>
-        <w:t xml:space="preserve"> является паук (Spider) — класс, который определяет, какие запросы отправлять и как разбирать их ответы. Пауки должны наследоваться от базового класса </w:t>
-      </w:r>
-      <w:proofErr w:type="spellStart"/>
-      <w:proofErr w:type="gramStart"/>
-      <w:r>
-        <w:rPr>
-          <w:rFonts w:ascii="Tahoma" w:hAnsi="Tahoma" w:cs="Tahoma"/>
-          <w:sz w:val="12"/>
-          <w:szCs w:val="12"/>
-        </w:rPr>
-        <w:t>scrapy.Spider</w:t>
-      </w:r>
-      <w:proofErr w:type="spellEnd"/>
-      <w:proofErr w:type="gramEnd"/>
-      <w:r>
-        <w:rPr>
-          <w:rFonts w:ascii="Tahoma" w:hAnsi="Tahoma" w:cs="Tahoma"/>
-          <w:sz w:val="12"/>
-          <w:szCs w:val="12"/>
-        </w:rPr>
-        <w:t> и определять уникальное имя, а также метод </w:t>
-      </w:r>
-      <w:proofErr w:type="spellStart"/>
-      <w:proofErr w:type="gramStart"/>
-      <w:r>
-        <w:rPr>
-          <w:rFonts w:ascii="Tahoma" w:hAnsi="Tahoma" w:cs="Tahoma"/>
-          <w:sz w:val="12"/>
-          <w:szCs w:val="12"/>
-        </w:rPr>
-        <w:t>start</w:t>
-      </w:r>
-      <w:proofErr w:type="spellEnd"/>
-      <w:r>
-        <w:rPr>
-          <w:rFonts w:ascii="Tahoma" w:hAnsi="Tahoma" w:cs="Tahoma"/>
-          <w:sz w:val="12"/>
-          <w:szCs w:val="12"/>
-        </w:rPr>
-        <w:t>(</w:t>
-      </w:r>
-      <w:proofErr w:type="gramEnd"/>
-      <w:r>
-        <w:rPr>
-          <w:rFonts w:ascii="Tahoma" w:hAnsi="Tahoma" w:cs="Tahoma"/>
-          <w:sz w:val="12"/>
-          <w:szCs w:val="12"/>
-        </w:rPr>
-        <w:t>), который возвращает начальные запросы, и метод </w:t>
-      </w:r>
-      <w:proofErr w:type="spellStart"/>
-      <w:proofErr w:type="gramStart"/>
-      <w:r>
-        <w:rPr>
-          <w:rFonts w:ascii="Tahoma" w:hAnsi="Tahoma" w:cs="Tahoma"/>
-          <w:sz w:val="12"/>
-          <w:szCs w:val="12"/>
-        </w:rPr>
-        <w:t>parse</w:t>
-      </w:r>
-      <w:proofErr w:type="spellEnd"/>
-      <w:r>
-        <w:rPr>
-          <w:rFonts w:ascii="Tahoma" w:hAnsi="Tahoma" w:cs="Tahoma"/>
-          <w:sz w:val="12"/>
-          <w:szCs w:val="12"/>
-        </w:rPr>
-        <w:t>(</w:t>
-      </w:r>
-      <w:proofErr w:type="gramEnd"/>
-      <w:r>
-        <w:rPr>
-          <w:rFonts w:ascii="Tahoma" w:hAnsi="Tahoma" w:cs="Tahoma"/>
-          <w:sz w:val="12"/>
-          <w:szCs w:val="12"/>
-        </w:rPr>
-        <w:t>), принимающий ответ и извлекающий из него данные. Внутри метода </w:t>
-      </w:r>
-      <w:proofErr w:type="spellStart"/>
-      <w:proofErr w:type="gramStart"/>
-      <w:r>
-        <w:rPr>
-          <w:rFonts w:ascii="Tahoma" w:hAnsi="Tahoma" w:cs="Tahoma"/>
-          <w:sz w:val="12"/>
-          <w:szCs w:val="12"/>
-        </w:rPr>
-        <w:t>parse</w:t>
-      </w:r>
-      <w:proofErr w:type="spellEnd"/>
-      <w:r>
-        <w:rPr>
-          <w:rFonts w:ascii="Tahoma" w:hAnsi="Tahoma" w:cs="Tahoma"/>
-          <w:sz w:val="12"/>
-          <w:szCs w:val="12"/>
-        </w:rPr>
-        <w:t>(</w:t>
-      </w:r>
-      <w:proofErr w:type="gramEnd"/>
-      <w:r>
-        <w:rPr>
-          <w:rFonts w:ascii="Tahoma" w:hAnsi="Tahoma" w:cs="Tahoma"/>
-          <w:sz w:val="12"/>
-          <w:szCs w:val="12"/>
-        </w:rPr>
-        <w:t xml:space="preserve">) для извлечения данных из HTML или XML используются селекторы </w:t>
-      </w:r>
-      <w:proofErr w:type="spellStart"/>
-      <w:r>
-        <w:rPr>
-          <w:rFonts w:ascii="Tahoma" w:hAnsi="Tahoma" w:cs="Tahoma"/>
-          <w:sz w:val="12"/>
-          <w:szCs w:val="12"/>
-        </w:rPr>
-        <w:t>Scrapy</w:t>
-      </w:r>
-      <w:proofErr w:type="spellEnd"/>
-      <w:r>
-        <w:rPr>
-          <w:rFonts w:ascii="Tahoma" w:hAnsi="Tahoma" w:cs="Tahoma"/>
-          <w:sz w:val="12"/>
-          <w:szCs w:val="12"/>
-        </w:rPr>
-        <w:t xml:space="preserve">, предоставляющие мощный и удобный API для запросов к DOM с помощью CSS или </w:t>
-      </w:r>
-      <w:proofErr w:type="spellStart"/>
-      <w:r>
-        <w:rPr>
-          <w:rFonts w:ascii="Tahoma" w:hAnsi="Tahoma" w:cs="Tahoma"/>
-          <w:sz w:val="12"/>
-          <w:szCs w:val="12"/>
-        </w:rPr>
-        <w:t>XPath</w:t>
-      </w:r>
-      <w:proofErr w:type="spellEnd"/>
-      <w:r>
-        <w:rPr>
-          <w:rFonts w:ascii="Tahoma" w:hAnsi="Tahoma" w:cs="Tahoma"/>
-          <w:sz w:val="12"/>
-          <w:szCs w:val="12"/>
-        </w:rPr>
-        <w:t>, извлечения атрибутов, установки значений по умолчанию и даже применения регулярных выражений в рамках одной цепочной конструкции.</w:t>
+        <w:t xml:space="preserve"> организована вокруг нескольких ключевых компонентов, взаимодействие между которыми управляется движком. Движок (Engine) отвечает за контроль потока данных между всеми частями системы и инициирует события при выполнении определённых действий. Планировщик (</w:t>
+      </w:r>
+      <w:proofErr w:type="spellStart"/>
+      <w:r>
+        <w:rPr>
+          <w:rFonts w:ascii="Tahoma" w:hAnsi="Tahoma" w:cs="Tahoma"/>
+          <w:sz w:val="12"/>
+          <w:szCs w:val="12"/>
+        </w:rPr>
+        <w:t>Scheduler</w:t>
+      </w:r>
+      <w:proofErr w:type="spellEnd"/>
+      <w:r>
+        <w:rPr>
+          <w:rFonts w:ascii="Tahoma" w:hAnsi="Tahoma" w:cs="Tahoma"/>
+          <w:sz w:val="12"/>
+          <w:szCs w:val="12"/>
+        </w:rPr>
+        <w:t>) получает запросы от движка, ставит их в очередь и возвращает движку, когда тот запрашивает следующую порцию для обхода. Загрузчик (</w:t>
+      </w:r>
+      <w:proofErr w:type="spellStart"/>
+      <w:r>
+        <w:rPr>
+          <w:rFonts w:ascii="Tahoma" w:hAnsi="Tahoma" w:cs="Tahoma"/>
+          <w:sz w:val="12"/>
+          <w:szCs w:val="12"/>
+        </w:rPr>
+        <w:t>Downloader</w:t>
+      </w:r>
+      <w:proofErr w:type="spellEnd"/>
+      <w:r>
+        <w:rPr>
+          <w:rFonts w:ascii="Tahoma" w:hAnsi="Tahoma" w:cs="Tahoma"/>
+          <w:sz w:val="12"/>
+          <w:szCs w:val="12"/>
+        </w:rPr>
+        <w:t>) выполняет выборку веб-страниц и передаёт их движку, который, в свою очередь, направляет их паукам для обработки. Пауки (</w:t>
+      </w:r>
+      <w:proofErr w:type="spellStart"/>
+      <w:r>
+        <w:rPr>
+          <w:rFonts w:ascii="Tahoma" w:hAnsi="Tahoma" w:cs="Tahoma"/>
+          <w:sz w:val="12"/>
+          <w:szCs w:val="12"/>
+        </w:rPr>
+        <w:t>Spiders</w:t>
+      </w:r>
+      <w:proofErr w:type="spellEnd"/>
+      <w:r>
+        <w:rPr>
+          <w:rFonts w:ascii="Tahoma" w:hAnsi="Tahoma" w:cs="Tahoma"/>
+          <w:sz w:val="12"/>
+          <w:szCs w:val="12"/>
+        </w:rPr>
+        <w:t>) представляют собой пользовательские классы, написанные для разбора ответов и извлечения из них элементов или дополнительных запросов для дальнейшего обхода. Конвейеры элементов (</w:t>
+      </w:r>
+      <w:proofErr w:type="spellStart"/>
+      <w:r>
+        <w:rPr>
+          <w:rFonts w:ascii="Tahoma" w:hAnsi="Tahoma" w:cs="Tahoma"/>
+          <w:sz w:val="12"/>
+          <w:szCs w:val="12"/>
+        </w:rPr>
+        <w:t>Item</w:t>
+      </w:r>
+      <w:proofErr w:type="spellEnd"/>
+      <w:r>
+        <w:rPr>
+          <w:rFonts w:ascii="Tahoma" w:hAnsi="Tahoma" w:cs="Tahoma"/>
+          <w:sz w:val="12"/>
+          <w:szCs w:val="12"/>
+        </w:rPr>
+        <w:t xml:space="preserve"> </w:t>
+      </w:r>
+      <w:proofErr w:type="spellStart"/>
+      <w:r>
+        <w:rPr>
+          <w:rFonts w:ascii="Tahoma" w:hAnsi="Tahoma" w:cs="Tahoma"/>
+          <w:sz w:val="12"/>
+          <w:szCs w:val="12"/>
+        </w:rPr>
+        <w:t>Pipelines</w:t>
+      </w:r>
+      <w:proofErr w:type="spellEnd"/>
+      <w:r>
+        <w:rPr>
+          <w:rFonts w:ascii="Tahoma" w:hAnsi="Tahoma" w:cs="Tahoma"/>
+          <w:sz w:val="12"/>
+          <w:szCs w:val="12"/>
+        </w:rPr>
+        <w:t>) обрабатывают извлечённые элементы, выполняя такие типичные задачи, как очистка, валидация и сохранение в базу данных. Кроме того, в архитектуре предусмотрены промежуточные слои: промежуточное ПО загрузчика (</w:t>
+      </w:r>
+      <w:proofErr w:type="spellStart"/>
+      <w:r>
+        <w:rPr>
+          <w:rFonts w:ascii="Tahoma" w:hAnsi="Tahoma" w:cs="Tahoma"/>
+          <w:sz w:val="12"/>
+          <w:szCs w:val="12"/>
+        </w:rPr>
+        <w:t>Downloader</w:t>
+      </w:r>
+      <w:proofErr w:type="spellEnd"/>
+      <w:r>
+        <w:rPr>
+          <w:rFonts w:ascii="Tahoma" w:hAnsi="Tahoma" w:cs="Tahoma"/>
+          <w:sz w:val="12"/>
+          <w:szCs w:val="12"/>
+        </w:rPr>
+        <w:t xml:space="preserve"> </w:t>
+      </w:r>
+      <w:proofErr w:type="spellStart"/>
+      <w:r>
+        <w:rPr>
+          <w:rFonts w:ascii="Tahoma" w:hAnsi="Tahoma" w:cs="Tahoma"/>
+          <w:sz w:val="12"/>
+          <w:szCs w:val="12"/>
+        </w:rPr>
+        <w:t>Middlewares</w:t>
+      </w:r>
+      <w:proofErr w:type="spellEnd"/>
+      <w:r>
+        <w:rPr>
+          <w:rFonts w:ascii="Tahoma" w:hAnsi="Tahoma" w:cs="Tahoma"/>
+          <w:sz w:val="12"/>
+          <w:szCs w:val="12"/>
+        </w:rPr>
+        <w:t xml:space="preserve">) и промежуточное ПО пауков (Spider </w:t>
+      </w:r>
+      <w:proofErr w:type="spellStart"/>
+      <w:r>
+        <w:rPr>
+          <w:rFonts w:ascii="Tahoma" w:hAnsi="Tahoma" w:cs="Tahoma"/>
+          <w:sz w:val="12"/>
+          <w:szCs w:val="12"/>
+        </w:rPr>
+        <w:t>Middlewares</w:t>
+      </w:r>
+      <w:proofErr w:type="spellEnd"/>
+      <w:r>
+        <w:rPr>
+          <w:rFonts w:ascii="Tahoma" w:hAnsi="Tahoma" w:cs="Tahoma"/>
+          <w:sz w:val="12"/>
+          <w:szCs w:val="12"/>
+        </w:rPr>
+        <w:t>), которые позволяют внедрять пользовательскую логику на уровне обработки запросов и ответов, не изменяя код паука.</w:t>
       </w:r>
     </w:p>
     <w:p>
       <w:pPr>
-        <w:spacing w:line="360" w:lineRule="auto"/>
+        <w:spacing w:after="0" w:line="240" w:lineRule="auto"/>
         <w:rPr>
           <w:rFonts w:ascii="Tahoma" w:hAnsi="Tahoma" w:cs="Tahoma"/>
           <w:sz w:val="12"/>
@@ -647,7 +607,7 @@
           <w:sz w:val="12"/>
           <w:szCs w:val="12"/>
         </w:rPr>
-        <w:t xml:space="preserve">Для структурирования извлекаемых данных в </w:t>
+        <w:t xml:space="preserve">Поток данных в </w:t>
       </w:r>
       <w:proofErr w:type="spellStart"/>
       <w:r>
@@ -665,102 +625,12 @@
           <w:sz w:val="12"/>
           <w:szCs w:val="12"/>
         </w:rPr>
-        <w:t xml:space="preserve"> используются элементы (</w:t>
-      </w:r>
-      <w:proofErr w:type="spellStart"/>
-      <w:r>
-        <w:rPr>
-          <w:rFonts w:ascii="Tahoma" w:hAnsi="Tahoma" w:cs="Tahoma"/>
-          <w:sz w:val="12"/>
-          <w:szCs w:val="12"/>
-        </w:rPr>
-        <w:t>Items</w:t>
-      </w:r>
-      <w:proofErr w:type="spellEnd"/>
-      <w:r>
-        <w:rPr>
-          <w:rFonts w:ascii="Tahoma" w:hAnsi="Tahoma" w:cs="Tahoma"/>
-          <w:sz w:val="12"/>
-          <w:szCs w:val="12"/>
-        </w:rPr>
-        <w:t xml:space="preserve">) — простые объекты типа «ключ-значение», которые определяют поля, подлежащие сбору. Элементы позволяют задавать схему данных и обеспечивают их согласованную обработку на всех последующих этапах, включая конвейеры и экспорт. Хотя элементы можно создавать как обычные словари Python, </w:t>
-      </w:r>
-      <w:proofErr w:type="spellStart"/>
-      <w:r>
-        <w:rPr>
-          <w:rFonts w:ascii="Tahoma" w:hAnsi="Tahoma" w:cs="Tahoma"/>
-          <w:sz w:val="12"/>
-          <w:szCs w:val="12"/>
-        </w:rPr>
-        <w:t>Scrapy</w:t>
-      </w:r>
-      <w:proofErr w:type="spellEnd"/>
-      <w:r>
-        <w:rPr>
-          <w:rFonts w:ascii="Tahoma" w:hAnsi="Tahoma" w:cs="Tahoma"/>
-          <w:sz w:val="12"/>
-          <w:szCs w:val="12"/>
-        </w:rPr>
-        <w:t xml:space="preserve"> предоставляет класс </w:t>
-      </w:r>
-      <w:proofErr w:type="spellStart"/>
-      <w:r>
-        <w:rPr>
-          <w:rFonts w:ascii="Tahoma" w:hAnsi="Tahoma" w:cs="Tahoma"/>
-          <w:sz w:val="12"/>
-          <w:szCs w:val="12"/>
-        </w:rPr>
-        <w:t>Item</w:t>
-      </w:r>
-      <w:proofErr w:type="spellEnd"/>
-      <w:r>
-        <w:rPr>
-          <w:rFonts w:ascii="Tahoma" w:hAnsi="Tahoma" w:cs="Tahoma"/>
-          <w:sz w:val="12"/>
-          <w:szCs w:val="12"/>
-        </w:rPr>
-        <w:t>, который поддерживает определение полей и помогает избежать опечаток. Для заполнения элементов данными из селекторов часто применяются загрузчики элементов (</w:t>
-      </w:r>
-      <w:proofErr w:type="spellStart"/>
-      <w:r>
-        <w:rPr>
-          <w:rFonts w:ascii="Tahoma" w:hAnsi="Tahoma" w:cs="Tahoma"/>
-          <w:sz w:val="12"/>
-          <w:szCs w:val="12"/>
-        </w:rPr>
-        <w:t>Item</w:t>
-      </w:r>
-      <w:proofErr w:type="spellEnd"/>
-      <w:r>
-        <w:rPr>
-          <w:rFonts w:ascii="Tahoma" w:hAnsi="Tahoma" w:cs="Tahoma"/>
-          <w:sz w:val="12"/>
-          <w:szCs w:val="12"/>
-        </w:rPr>
-        <w:t xml:space="preserve"> </w:t>
-      </w:r>
-      <w:proofErr w:type="spellStart"/>
-      <w:r>
-        <w:rPr>
-          <w:rFonts w:ascii="Tahoma" w:hAnsi="Tahoma" w:cs="Tahoma"/>
-          <w:sz w:val="12"/>
-          <w:szCs w:val="12"/>
-        </w:rPr>
-        <w:t>Loaders</w:t>
-      </w:r>
-      <w:proofErr w:type="spellEnd"/>
-      <w:r>
-        <w:rPr>
-          <w:rFonts w:ascii="Tahoma" w:hAnsi="Tahoma" w:cs="Tahoma"/>
-          <w:sz w:val="12"/>
-          <w:szCs w:val="12"/>
-        </w:rPr>
-        <w:t>), которые позволяют описывать правила извлечения и обработки для каждого поля, делая код паука более декларативным и удобным для сопровождения.</w:t>
+        <w:t xml:space="preserve"> управляется движком и следует чётко определённой последовательности. Движок получает начальные запросы от паука и передаёт их планировщику, который ставит их в очередь и возвращает движку следующую порцию для обхода. Движок отправляет запросы загрузчику, проходя через промежуточное ПО загрузчика. После завершения загрузки страницы загрузчик генерирует ответ и отправляет его обратно движку, также через промежуточное ПО загрузчика. Движок передаёт ответ пауку для обработки, пропуская его через промежуточное ПО паука. Паук обрабатывает ответ и возвращает извлечённые элементы и новые запросы движку. Затем движок отправляет обработанные элементы в конвейеры элементов, а обработанные запросы — в планировщик, после чего процесс повторяется с шага получения следующего запроса, пока планировщик не вернёт пустой результат.</w:t>
       </w:r>
     </w:p>
     <w:p>
       <w:pPr>
-        <w:spacing w:line="360" w:lineRule="auto"/>
+        <w:spacing w:after="0" w:line="240" w:lineRule="auto"/>
         <w:rPr>
           <w:rFonts w:ascii="Tahoma" w:hAnsi="Tahoma" w:cs="Tahoma"/>
           <w:sz w:val="12"/>
@@ -773,48 +643,170 @@
           <w:sz w:val="12"/>
           <w:szCs w:val="12"/>
         </w:rPr>
-        <w:t>После того как паук извлёк элементы, они передаются в конвейеры элементов (</w:t>
-      </w:r>
-      <w:proofErr w:type="spellStart"/>
-      <w:r>
-        <w:rPr>
-          <w:rFonts w:ascii="Tahoma" w:hAnsi="Tahoma" w:cs="Tahoma"/>
-          <w:sz w:val="12"/>
-          <w:szCs w:val="12"/>
-        </w:rPr>
-        <w:t>Item</w:t>
-      </w:r>
-      <w:proofErr w:type="spellEnd"/>
-      <w:r>
-        <w:rPr>
-          <w:rFonts w:ascii="Tahoma" w:hAnsi="Tahoma" w:cs="Tahoma"/>
-          <w:sz w:val="12"/>
-          <w:szCs w:val="12"/>
-        </w:rPr>
-        <w:t xml:space="preserve"> </w:t>
-      </w:r>
-      <w:proofErr w:type="spellStart"/>
-      <w:r>
-        <w:rPr>
-          <w:rFonts w:ascii="Tahoma" w:hAnsi="Tahoma" w:cs="Tahoma"/>
-          <w:sz w:val="12"/>
-          <w:szCs w:val="12"/>
-        </w:rPr>
-        <w:t>Pipelines</w:t>
-      </w:r>
-      <w:proofErr w:type="spellEnd"/>
-      <w:r>
-        <w:rPr>
-          <w:rFonts w:ascii="Tahoma" w:hAnsi="Tahoma" w:cs="Tahoma"/>
-          <w:sz w:val="12"/>
-          <w:szCs w:val="12"/>
-        </w:rPr>
-        <w:t>) — компоненты, которые обрабатывают элементы последовательно. Каждый компонент конвейера представляет собой Python-класс, реализующий простой метод, который получает элемент и может выполнить над ним такие операции, как очистка полей, проверка данных, удаление дубликатов или сохранение в базу данных. Конвейеры позволяют вынести постобработку данных за пределы паука, делая логику повторно используемой и легко настраиваемой через файл settings.py с указанием пути к классу и приоритета его выполнения.</w:t>
+        <w:t xml:space="preserve">Центральным элементом любого проекта </w:t>
+      </w:r>
+      <w:proofErr w:type="spellStart"/>
+      <w:r>
+        <w:rPr>
+          <w:rFonts w:ascii="Tahoma" w:hAnsi="Tahoma" w:cs="Tahoma"/>
+          <w:sz w:val="12"/>
+          <w:szCs w:val="12"/>
+        </w:rPr>
+        <w:t>Scrapy</w:t>
+      </w:r>
+      <w:proofErr w:type="spellEnd"/>
+      <w:r>
+        <w:rPr>
+          <w:rFonts w:ascii="Tahoma" w:hAnsi="Tahoma" w:cs="Tahoma"/>
+          <w:sz w:val="12"/>
+          <w:szCs w:val="12"/>
+        </w:rPr>
+        <w:t xml:space="preserve"> является паук (Spider) — класс, который определяет, какие запросы отправлять и как разбирать их ответы. Пауки должны наследоваться от базового класса </w:t>
+      </w:r>
+      <w:proofErr w:type="spellStart"/>
+      <w:proofErr w:type="gramStart"/>
+      <w:r>
+        <w:rPr>
+          <w:rFonts w:ascii="Tahoma" w:hAnsi="Tahoma" w:cs="Tahoma"/>
+          <w:sz w:val="12"/>
+          <w:szCs w:val="12"/>
+        </w:rPr>
+        <w:t>scrapy.Spider</w:t>
+      </w:r>
+      <w:proofErr w:type="spellEnd"/>
+      <w:proofErr w:type="gramEnd"/>
+      <w:r>
+        <w:rPr>
+          <w:rFonts w:ascii="Tahoma" w:hAnsi="Tahoma" w:cs="Tahoma"/>
+          <w:sz w:val="12"/>
+          <w:szCs w:val="12"/>
+        </w:rPr>
+        <w:t> и определять уникальное имя, а также метод </w:t>
+      </w:r>
+      <w:proofErr w:type="spellStart"/>
+      <w:proofErr w:type="gramStart"/>
+      <w:r>
+        <w:rPr>
+          <w:rFonts w:ascii="Tahoma" w:hAnsi="Tahoma" w:cs="Tahoma"/>
+          <w:sz w:val="12"/>
+          <w:szCs w:val="12"/>
+        </w:rPr>
+        <w:t>start</w:t>
+      </w:r>
+      <w:proofErr w:type="spellEnd"/>
+      <w:r>
+        <w:rPr>
+          <w:rFonts w:ascii="Tahoma" w:hAnsi="Tahoma" w:cs="Tahoma"/>
+          <w:sz w:val="12"/>
+          <w:szCs w:val="12"/>
+        </w:rPr>
+        <w:t>(</w:t>
+      </w:r>
+      <w:proofErr w:type="gramEnd"/>
+      <w:r>
+        <w:rPr>
+          <w:rFonts w:ascii="Tahoma" w:hAnsi="Tahoma" w:cs="Tahoma"/>
+          <w:sz w:val="12"/>
+          <w:szCs w:val="12"/>
+        </w:rPr>
+        <w:t>), который возвращает начальные запросы, и метод </w:t>
+      </w:r>
+      <w:proofErr w:type="spellStart"/>
+      <w:proofErr w:type="gramStart"/>
+      <w:r>
+        <w:rPr>
+          <w:rFonts w:ascii="Tahoma" w:hAnsi="Tahoma" w:cs="Tahoma"/>
+          <w:sz w:val="12"/>
+          <w:szCs w:val="12"/>
+        </w:rPr>
+        <w:t>parse</w:t>
+      </w:r>
+      <w:proofErr w:type="spellEnd"/>
+      <w:r>
+        <w:rPr>
+          <w:rFonts w:ascii="Tahoma" w:hAnsi="Tahoma" w:cs="Tahoma"/>
+          <w:sz w:val="12"/>
+          <w:szCs w:val="12"/>
+        </w:rPr>
+        <w:t>(</w:t>
+      </w:r>
+      <w:proofErr w:type="gramEnd"/>
+      <w:r>
+        <w:rPr>
+          <w:rFonts w:ascii="Tahoma" w:hAnsi="Tahoma" w:cs="Tahoma"/>
+          <w:sz w:val="12"/>
+          <w:szCs w:val="12"/>
+        </w:rPr>
+        <w:t>), принимающий ответ и извлекающий из него данные. Внутри метода </w:t>
+      </w:r>
+      <w:proofErr w:type="spellStart"/>
+      <w:proofErr w:type="gramStart"/>
+      <w:r>
+        <w:rPr>
+          <w:rFonts w:ascii="Tahoma" w:hAnsi="Tahoma" w:cs="Tahoma"/>
+          <w:sz w:val="12"/>
+          <w:szCs w:val="12"/>
+        </w:rPr>
+        <w:t>parse</w:t>
+      </w:r>
+      <w:proofErr w:type="spellEnd"/>
+      <w:r>
+        <w:rPr>
+          <w:rFonts w:ascii="Tahoma" w:hAnsi="Tahoma" w:cs="Tahoma"/>
+          <w:sz w:val="12"/>
+          <w:szCs w:val="12"/>
+        </w:rPr>
+        <w:t>(</w:t>
+      </w:r>
+      <w:proofErr w:type="gramEnd"/>
+      <w:r>
+        <w:rPr>
+          <w:rFonts w:ascii="Tahoma" w:hAnsi="Tahoma" w:cs="Tahoma"/>
+          <w:sz w:val="12"/>
+          <w:szCs w:val="12"/>
+        </w:rPr>
+        <w:t xml:space="preserve">) для извлечения данных из HTML или XML используются селекторы </w:t>
+      </w:r>
+      <w:proofErr w:type="spellStart"/>
+      <w:r>
+        <w:rPr>
+          <w:rFonts w:ascii="Tahoma" w:hAnsi="Tahoma" w:cs="Tahoma"/>
+          <w:sz w:val="12"/>
+          <w:szCs w:val="12"/>
+        </w:rPr>
+        <w:t>Scrapy</w:t>
+      </w:r>
+      <w:proofErr w:type="spellEnd"/>
+      <w:r>
+        <w:rPr>
+          <w:rFonts w:ascii="Tahoma" w:hAnsi="Tahoma" w:cs="Tahoma"/>
+          <w:sz w:val="12"/>
+          <w:szCs w:val="12"/>
+        </w:rPr>
+        <w:t xml:space="preserve">, предоставляющие мощный и удобный API для запросов к DOM с помощью CSS или </w:t>
+      </w:r>
+      <w:proofErr w:type="spellStart"/>
+      <w:r>
+        <w:rPr>
+          <w:rFonts w:ascii="Tahoma" w:hAnsi="Tahoma" w:cs="Tahoma"/>
+          <w:sz w:val="12"/>
+          <w:szCs w:val="12"/>
+        </w:rPr>
+        <w:t>XPath</w:t>
+      </w:r>
+      <w:proofErr w:type="spellEnd"/>
+      <w:r>
+        <w:rPr>
+          <w:rFonts w:ascii="Tahoma" w:hAnsi="Tahoma" w:cs="Tahoma"/>
+          <w:sz w:val="12"/>
+          <w:szCs w:val="12"/>
+        </w:rPr>
+        <w:t>, извлечения атрибутов, установки значений по умолчанию и даже применения регулярных выражений в рамках одной цепочной конструкции.</w:t>
       </w:r>
     </w:p>
     <w:p>
       <w:pPr>
-        <w:spacing w:line="360" w:lineRule="auto"/>
+        <w:spacing w:after="0" w:line="240" w:lineRule="auto"/>
         <w:rPr>
           <w:rFonts w:ascii="Tahoma" w:hAnsi="Tahoma" w:cs="Tahoma"/>
           <w:sz w:val="12"/>
@@ -824,345 +816,201 @@
       <w:r>
         <w:rPr>
           <w:rFonts w:ascii="Tahoma" w:hAnsi="Tahoma" w:cs="Tahoma"/>
-          <w:sz w:val="12"/>
-          <w:szCs w:val="12"/>
-        </w:rPr>
-        <w:t>Настройки (</w:t>
-      </w:r>
-      <w:proofErr w:type="spellStart"/>
-      <w:r>
-        <w:rPr>
-          <w:rFonts w:ascii="Tahoma" w:hAnsi="Tahoma" w:cs="Tahoma"/>
-          <w:sz w:val="12"/>
-          <w:szCs w:val="12"/>
-        </w:rPr>
-        <w:t>Settings</w:t>
-      </w:r>
-      <w:proofErr w:type="spellEnd"/>
-      <w:r>
-        <w:rPr>
-          <w:rFonts w:ascii="Tahoma" w:hAnsi="Tahoma" w:cs="Tahoma"/>
-          <w:sz w:val="12"/>
-          <w:szCs w:val="12"/>
-        </w:rPr>
-        <w:t xml:space="preserve">) в </w:t>
-      </w:r>
-      <w:proofErr w:type="spellStart"/>
-      <w:r>
-        <w:rPr>
-          <w:rFonts w:ascii="Tahoma" w:hAnsi="Tahoma" w:cs="Tahoma"/>
-          <w:sz w:val="12"/>
-          <w:szCs w:val="12"/>
-        </w:rPr>
-        <w:t>Scrapy</w:t>
-      </w:r>
-      <w:proofErr w:type="spellEnd"/>
-      <w:r>
-        <w:rPr>
-          <w:rFonts w:ascii="Tahoma" w:hAnsi="Tahoma" w:cs="Tahoma"/>
-          <w:sz w:val="12"/>
-          <w:szCs w:val="12"/>
-        </w:rPr>
-        <w:t xml:space="preserve"> конфигурируют практически все аспекты работы фреймворка: какие промежуточные ПО и расширения включены и в каком порядке, как ведут себя конвейеры элементов, куда экспортируются данные и какие значения по умолчанию используются. Настройки обычно задаются на уровне проекта в файле settings.py, но каждый паук может переопределить их для себя через атрибут </w:t>
-      </w:r>
-      <w:proofErr w:type="spellStart"/>
-      <w:r>
-        <w:rPr>
-          <w:rFonts w:ascii="Tahoma" w:hAnsi="Tahoma" w:cs="Tahoma"/>
-          <w:sz w:val="12"/>
-          <w:szCs w:val="12"/>
-        </w:rPr>
-        <w:t>custom_settings</w:t>
-      </w:r>
-      <w:proofErr w:type="spellEnd"/>
-      <w:r>
-        <w:rPr>
-          <w:rFonts w:ascii="Tahoma" w:hAnsi="Tahoma" w:cs="Tahoma"/>
-          <w:sz w:val="12"/>
-          <w:szCs w:val="12"/>
-        </w:rPr>
-        <w:t>, что позволяет, например, включить определённое промежуточное ПО только для тех пауков, которым оно действительно необходимо. Для управления проектом и его компонентами используется командная строка </w:t>
-      </w:r>
-      <w:proofErr w:type="spellStart"/>
-      <w:r>
-        <w:rPr>
-          <w:rFonts w:ascii="Tahoma" w:hAnsi="Tahoma" w:cs="Tahoma"/>
-          <w:sz w:val="12"/>
-          <w:szCs w:val="12"/>
-        </w:rPr>
-        <w:t>scrapy</w:t>
-      </w:r>
-      <w:proofErr w:type="spellEnd"/>
-      <w:r>
-        <w:rPr>
-          <w:rFonts w:ascii="Tahoma" w:hAnsi="Tahoma" w:cs="Tahoma"/>
-          <w:sz w:val="12"/>
-          <w:szCs w:val="12"/>
-        </w:rPr>
-        <w:t>, предоставляющая набор команд как для работы внутри проекта, так и для глобальных операций. Глобальные команды, такие как </w:t>
-      </w:r>
-      <w:proofErr w:type="spellStart"/>
-      <w:r>
-        <w:rPr>
-          <w:rFonts w:ascii="Tahoma" w:hAnsi="Tahoma" w:cs="Tahoma"/>
-          <w:sz w:val="12"/>
-          <w:szCs w:val="12"/>
-        </w:rPr>
-        <w:t>startproject</w:t>
-      </w:r>
-      <w:proofErr w:type="spellEnd"/>
-      <w:r>
-        <w:rPr>
-          <w:rFonts w:ascii="Tahoma" w:hAnsi="Tahoma" w:cs="Tahoma"/>
-          <w:sz w:val="12"/>
-          <w:szCs w:val="12"/>
-        </w:rPr>
-        <w:t>, </w:t>
-      </w:r>
-      <w:proofErr w:type="spellStart"/>
-      <w:r>
-        <w:rPr>
-          <w:rFonts w:ascii="Tahoma" w:hAnsi="Tahoma" w:cs="Tahoma"/>
-          <w:sz w:val="12"/>
-          <w:szCs w:val="12"/>
-        </w:rPr>
-        <w:t>genspider</w:t>
-      </w:r>
-      <w:proofErr w:type="spellEnd"/>
-      <w:r>
-        <w:rPr>
-          <w:rFonts w:ascii="Tahoma" w:hAnsi="Tahoma" w:cs="Tahoma"/>
-          <w:sz w:val="12"/>
-          <w:szCs w:val="12"/>
-        </w:rPr>
-        <w:t>, </w:t>
-      </w:r>
-      <w:proofErr w:type="spellStart"/>
-      <w:r>
-        <w:rPr>
-          <w:rFonts w:ascii="Tahoma" w:hAnsi="Tahoma" w:cs="Tahoma"/>
-          <w:sz w:val="12"/>
-          <w:szCs w:val="12"/>
-        </w:rPr>
-        <w:t>settings</w:t>
-      </w:r>
-      <w:proofErr w:type="spellEnd"/>
-      <w:r>
-        <w:rPr>
-          <w:rFonts w:ascii="Tahoma" w:hAnsi="Tahoma" w:cs="Tahoma"/>
-          <w:sz w:val="12"/>
-          <w:szCs w:val="12"/>
-        </w:rPr>
-        <w:t> и </w:t>
-      </w:r>
-      <w:proofErr w:type="spellStart"/>
-      <w:r>
-        <w:rPr>
-          <w:rFonts w:ascii="Tahoma" w:hAnsi="Tahoma" w:cs="Tahoma"/>
-          <w:sz w:val="12"/>
-          <w:szCs w:val="12"/>
-        </w:rPr>
-        <w:t>shell</w:t>
-      </w:r>
-      <w:proofErr w:type="spellEnd"/>
-      <w:r>
-        <w:rPr>
-          <w:rFonts w:ascii="Tahoma" w:hAnsi="Tahoma" w:cs="Tahoma"/>
-          <w:sz w:val="12"/>
-          <w:szCs w:val="12"/>
-        </w:rPr>
-        <w:t>, позволяют создавать проект, генерировать шаблоны пауков и тестировать селекторы в интерактивной среде, а проектные команды, например </w:t>
-      </w:r>
-      <w:proofErr w:type="spellStart"/>
-      <w:r>
-        <w:rPr>
-          <w:rFonts w:ascii="Tahoma" w:hAnsi="Tahoma" w:cs="Tahoma"/>
-          <w:sz w:val="12"/>
-          <w:szCs w:val="12"/>
-        </w:rPr>
-        <w:t>crawl</w:t>
-      </w:r>
-      <w:proofErr w:type="spellEnd"/>
-      <w:r>
-        <w:rPr>
-          <w:rFonts w:ascii="Tahoma" w:hAnsi="Tahoma" w:cs="Tahoma"/>
-          <w:sz w:val="12"/>
-          <w:szCs w:val="12"/>
-        </w:rPr>
-        <w:t>, </w:t>
-      </w:r>
-      <w:proofErr w:type="spellStart"/>
-      <w:r>
-        <w:rPr>
-          <w:rFonts w:ascii="Tahoma" w:hAnsi="Tahoma" w:cs="Tahoma"/>
-          <w:sz w:val="12"/>
-          <w:szCs w:val="12"/>
-        </w:rPr>
-        <w:t>check</w:t>
-      </w:r>
-      <w:proofErr w:type="spellEnd"/>
-      <w:r>
-        <w:rPr>
-          <w:rFonts w:ascii="Tahoma" w:hAnsi="Tahoma" w:cs="Tahoma"/>
-          <w:sz w:val="12"/>
-          <w:szCs w:val="12"/>
-        </w:rPr>
-        <w:t>, </w:t>
-      </w:r>
-      <w:proofErr w:type="spellStart"/>
-      <w:r>
-        <w:rPr>
-          <w:rFonts w:ascii="Tahoma" w:hAnsi="Tahoma" w:cs="Tahoma"/>
-          <w:sz w:val="12"/>
-          <w:szCs w:val="12"/>
-        </w:rPr>
-        <w:t>list</w:t>
-      </w:r>
-      <w:proofErr w:type="spellEnd"/>
-      <w:r>
-        <w:rPr>
-          <w:rFonts w:ascii="Tahoma" w:hAnsi="Tahoma" w:cs="Tahoma"/>
-          <w:sz w:val="12"/>
-          <w:szCs w:val="12"/>
-        </w:rPr>
-        <w:t> и </w:t>
-      </w:r>
-      <w:proofErr w:type="spellStart"/>
-      <w:r>
-        <w:rPr>
-          <w:rFonts w:ascii="Tahoma" w:hAnsi="Tahoma" w:cs="Tahoma"/>
-          <w:sz w:val="12"/>
-          <w:szCs w:val="12"/>
-        </w:rPr>
-        <w:t>parse</w:t>
-      </w:r>
-      <w:proofErr w:type="spellEnd"/>
-      <w:r>
-        <w:rPr>
-          <w:rFonts w:ascii="Tahoma" w:hAnsi="Tahoma" w:cs="Tahoma"/>
-          <w:sz w:val="12"/>
-          <w:szCs w:val="12"/>
-        </w:rPr>
-        <w:t>, предназначены для запуска и отладки пауков внутри конкретного проекта.</w:t>
+          <w:noProof/>
+          <w:sz w:val="12"/>
+          <w:szCs w:val="12"/>
+        </w:rPr>
+        <w:drawing>
+          <wp:inline distT="0" distB="0" distL="0" distR="0" wp14:anchorId="1F5F0805" wp14:editId="5FD67976">
+            <wp:extent cx="3400183" cy="1799862"/>
+            <wp:effectExtent l="0" t="0" r="0" b="0"/>
+            <wp:docPr id="287236140" name="Рисунок 1"/>
+            <wp:cNvGraphicFramePr>
+              <a:graphicFrameLocks xmlns:a="http://schemas.openxmlformats.org/drawingml/2006/main" noChangeAspect="1"/>
+            </wp:cNvGraphicFramePr>
+            <a:graphic xmlns:a="http://schemas.openxmlformats.org/drawingml/2006/main">
+              <a:graphicData uri="http://schemas.openxmlformats.org/drawingml/2006/picture">
+                <pic:pic xmlns:pic="http://schemas.openxmlformats.org/drawingml/2006/picture">
+                  <pic:nvPicPr>
+                    <pic:cNvPr id="287236140" name=""/>
+                    <pic:cNvPicPr/>
+                  </pic:nvPicPr>
+                  <pic:blipFill>
+                    <a:blip r:embed="rId7"/>
+                    <a:stretch>
+                      <a:fillRect/>
+                    </a:stretch>
+                  </pic:blipFill>
+                  <pic:spPr>
+                    <a:xfrm>
+                      <a:off x="0" y="0"/>
+                      <a:ext cx="3412251" cy="1806250"/>
+                    </a:xfrm>
+                    <a:prstGeom prst="rect">
+                      <a:avLst/>
+                    </a:prstGeom>
+                  </pic:spPr>
+                </pic:pic>
+              </a:graphicData>
+            </a:graphic>
+          </wp:inline>
+        </w:drawing>
+      </w:r>
+      <w:r>
+        <w:rPr>
+          <w:rFonts w:ascii="Tahoma" w:hAnsi="Tahoma" w:cs="Tahoma"/>
+          <w:noProof/>
+          <w:sz w:val="12"/>
+          <w:szCs w:val="12"/>
+        </w:rPr>
+        <w:drawing>
+          <wp:anchor distT="0" distB="0" distL="114300" distR="114300" simplePos="0" relativeHeight="251659264" behindDoc="0" locked="0" layoutInCell="1" allowOverlap="1" wp14:anchorId="242C725A" wp14:editId="3F68DB72">
+            <wp:simplePos x="0" y="0"/>
+            <wp:positionH relativeFrom="margin">
+              <wp:align>left</wp:align>
+            </wp:positionH>
+            <wp:positionV relativeFrom="paragraph">
+              <wp:posOffset>2812</wp:posOffset>
+            </wp:positionV>
+            <wp:extent cx="3575050" cy="2633980"/>
+            <wp:effectExtent l="0" t="0" r="6350" b="0"/>
+            <wp:wrapSquare wrapText="bothSides"/>
+            <wp:docPr id="50934034" name="Рисунок 1"/>
+            <wp:cNvGraphicFramePr>
+              <a:graphicFrameLocks xmlns:a="http://schemas.openxmlformats.org/drawingml/2006/main" noChangeAspect="1"/>
+            </wp:cNvGraphicFramePr>
+            <a:graphic xmlns:a="http://schemas.openxmlformats.org/drawingml/2006/main">
+              <a:graphicData uri="http://schemas.openxmlformats.org/drawingml/2006/picture">
+                <pic:pic xmlns:pic="http://schemas.openxmlformats.org/drawingml/2006/picture">
+                  <pic:nvPicPr>
+                    <pic:cNvPr id="50934034" name=""/>
+                    <pic:cNvPicPr/>
+                  </pic:nvPicPr>
+                  <pic:blipFill>
+                    <a:blip r:embed="rId8" cstate="print">
+                      <a:extLst>
+                        <a:ext uri="{28A0092B-C50C-407E-A947-70E740481C1C}">
+                          <a14:useLocalDpi xmlns:a14="http://schemas.microsoft.com/office/drawing/2010/main" val="0"/>
+                        </a:ext>
+                      </a:extLst>
+                    </a:blip>
+                    <a:stretch>
+                      <a:fillRect/>
+                    </a:stretch>
+                  </pic:blipFill>
+                  <pic:spPr>
+                    <a:xfrm>
+                      <a:off x="0" y="0"/>
+                      <a:ext cx="3575050" cy="2633980"/>
+                    </a:xfrm>
+                    <a:prstGeom prst="rect">
+                      <a:avLst/>
+                    </a:prstGeom>
+                  </pic:spPr>
+                </pic:pic>
+              </a:graphicData>
+            </a:graphic>
+            <wp14:sizeRelH relativeFrom="margin">
+              <wp14:pctWidth>0</wp14:pctWidth>
+            </wp14:sizeRelH>
+            <wp14:sizeRelV relativeFrom="margin">
+              <wp14:pctHeight>0</wp14:pctHeight>
+            </wp14:sizeRelV>
+          </wp:anchor>
+        </w:drawing>
       </w:r>
     </w:p>
     <w:p>
       <w:pPr>
-        <w:spacing w:line="360" w:lineRule="auto"/>
-        <w:rPr>
-          <w:rFonts w:ascii="Tahoma" w:hAnsi="Tahoma" w:cs="Tahoma"/>
-          <w:sz w:val="12"/>
-          <w:szCs w:val="12"/>
+        <w:spacing w:after="0" w:line="240" w:lineRule="auto"/>
+        <w:rPr>
+          <w:rFonts w:ascii="Tahoma" w:hAnsi="Tahoma" w:cs="Tahoma"/>
+          <w:sz w:val="12"/>
+          <w:szCs w:val="12"/>
+          <w:lang w:val="en-US"/>
         </w:rPr>
       </w:pPr>
       <w:r>
         <w:rPr>
           <w:rFonts w:ascii="Tahoma" w:hAnsi="Tahoma" w:cs="Tahoma"/>
-          <w:sz w:val="12"/>
-          <w:szCs w:val="12"/>
-        </w:rPr>
-        <w:t xml:space="preserve">Одной из ключевых возможностей </w:t>
-      </w:r>
-      <w:proofErr w:type="spellStart"/>
-      <w:r>
-        <w:rPr>
-          <w:rFonts w:ascii="Tahoma" w:hAnsi="Tahoma" w:cs="Tahoma"/>
-          <w:sz w:val="12"/>
-          <w:szCs w:val="12"/>
-        </w:rPr>
-        <w:t>Scrapy</w:t>
-      </w:r>
-      <w:proofErr w:type="spellEnd"/>
-      <w:r>
-        <w:rPr>
-          <w:rFonts w:ascii="Tahoma" w:hAnsi="Tahoma" w:cs="Tahoma"/>
-          <w:sz w:val="12"/>
-          <w:szCs w:val="12"/>
-        </w:rPr>
-        <w:t xml:space="preserve"> является встроенная система экспорта данных (</w:t>
-      </w:r>
-      <w:proofErr w:type="spellStart"/>
-      <w:r>
-        <w:rPr>
-          <w:rFonts w:ascii="Tahoma" w:hAnsi="Tahoma" w:cs="Tahoma"/>
-          <w:sz w:val="12"/>
-          <w:szCs w:val="12"/>
-        </w:rPr>
-        <w:t>Feed</w:t>
-      </w:r>
-      <w:proofErr w:type="spellEnd"/>
-      <w:r>
-        <w:rPr>
-          <w:rFonts w:ascii="Tahoma" w:hAnsi="Tahoma" w:cs="Tahoma"/>
-          <w:sz w:val="12"/>
-          <w:szCs w:val="12"/>
-        </w:rPr>
-        <w:t xml:space="preserve"> </w:t>
-      </w:r>
-      <w:proofErr w:type="spellStart"/>
-      <w:r>
-        <w:rPr>
-          <w:rFonts w:ascii="Tahoma" w:hAnsi="Tahoma" w:cs="Tahoma"/>
-          <w:sz w:val="12"/>
-          <w:szCs w:val="12"/>
-        </w:rPr>
-        <w:t>Exports</w:t>
-      </w:r>
-      <w:proofErr w:type="spellEnd"/>
-      <w:r>
-        <w:rPr>
-          <w:rFonts w:ascii="Tahoma" w:hAnsi="Tahoma" w:cs="Tahoma"/>
-          <w:sz w:val="12"/>
-          <w:szCs w:val="12"/>
-        </w:rPr>
-        <w:t xml:space="preserve">), позволяющая сохранять извлечённые элементы в файлы или хранилища без написания дополнительного кода. </w:t>
-      </w:r>
-      <w:proofErr w:type="spellStart"/>
-      <w:r>
-        <w:rPr>
-          <w:rFonts w:ascii="Tahoma" w:hAnsi="Tahoma" w:cs="Tahoma"/>
-          <w:sz w:val="12"/>
-          <w:szCs w:val="12"/>
-        </w:rPr>
-        <w:t>Scrapy</w:t>
-      </w:r>
-      <w:proofErr w:type="spellEnd"/>
-      <w:r>
-        <w:rPr>
-          <w:rFonts w:ascii="Tahoma" w:hAnsi="Tahoma" w:cs="Tahoma"/>
-          <w:sz w:val="12"/>
-          <w:szCs w:val="12"/>
-        </w:rPr>
-        <w:t xml:space="preserve"> поддерживает сериализацию в форматы JSON, CSV, XML и другие, а также различные бэкенды хранения, включая локальные файлы, FTP, Amazon S3 и Google </w:t>
-      </w:r>
-      <w:proofErr w:type="spellStart"/>
-      <w:r>
-        <w:rPr>
-          <w:rFonts w:ascii="Tahoma" w:hAnsi="Tahoma" w:cs="Tahoma"/>
-          <w:sz w:val="12"/>
-          <w:szCs w:val="12"/>
-        </w:rPr>
-        <w:t>Cloud</w:t>
-      </w:r>
-      <w:proofErr w:type="spellEnd"/>
-      <w:r>
-        <w:rPr>
-          <w:rFonts w:ascii="Tahoma" w:hAnsi="Tahoma" w:cs="Tahoma"/>
-          <w:sz w:val="12"/>
-          <w:szCs w:val="12"/>
-        </w:rPr>
-        <w:t xml:space="preserve"> Storage. Настройка экспорта осуществляется через параметр FEEDS в файле настроек, где указывается URI назначения, формат сериализации и дополнительные параметры, такие как кодировка или перезапись существующих файлов. Это позволяет быстро получить результаты обхода в удобном формате, не прибегая к созданию конвейеров элементов.</w:t>
+          <w:noProof/>
+          <w:sz w:val="12"/>
+          <w:szCs w:val="12"/>
+        </w:rPr>
+        <w:drawing>
+          <wp:anchor distT="0" distB="0" distL="114300" distR="114300" simplePos="0" relativeHeight="251660288" behindDoc="0" locked="0" layoutInCell="1" allowOverlap="1" wp14:anchorId="2FB28CBE" wp14:editId="67BC572A">
+            <wp:simplePos x="0" y="0"/>
+            <wp:positionH relativeFrom="margin">
+              <wp:posOffset>3706042</wp:posOffset>
+            </wp:positionH>
+            <wp:positionV relativeFrom="paragraph">
+              <wp:posOffset>110762</wp:posOffset>
+            </wp:positionV>
+            <wp:extent cx="3543300" cy="1868170"/>
+            <wp:effectExtent l="0" t="0" r="0" b="0"/>
+            <wp:wrapTopAndBottom/>
+            <wp:docPr id="189499843" name="Рисунок 1"/>
+            <wp:cNvGraphicFramePr>
+              <a:graphicFrameLocks xmlns:a="http://schemas.openxmlformats.org/drawingml/2006/main" noChangeAspect="1"/>
+            </wp:cNvGraphicFramePr>
+            <a:graphic xmlns:a="http://schemas.openxmlformats.org/drawingml/2006/main">
+              <a:graphicData uri="http://schemas.openxmlformats.org/drawingml/2006/picture">
+                <pic:pic xmlns:pic="http://schemas.openxmlformats.org/drawingml/2006/picture">
+                  <pic:nvPicPr>
+                    <pic:cNvPr id="189499843" name=""/>
+                    <pic:cNvPicPr/>
+                  </pic:nvPicPr>
+                  <pic:blipFill>
+                    <a:blip r:embed="rId9" cstate="print">
+                      <a:extLst>
+                        <a:ext uri="{28A0092B-C50C-407E-A947-70E740481C1C}">
+                          <a14:useLocalDpi xmlns:a14="http://schemas.microsoft.com/office/drawing/2010/main" val="0"/>
+                        </a:ext>
+                      </a:extLst>
+                    </a:blip>
+                    <a:stretch>
+                      <a:fillRect/>
+                    </a:stretch>
+                  </pic:blipFill>
+                  <pic:spPr>
+                    <a:xfrm>
+                      <a:off x="0" y="0"/>
+                      <a:ext cx="3543300" cy="1868170"/>
+                    </a:xfrm>
+                    <a:prstGeom prst="rect">
+                      <a:avLst/>
+                    </a:prstGeom>
+                  </pic:spPr>
+                </pic:pic>
+              </a:graphicData>
+            </a:graphic>
+            <wp14:sizeRelH relativeFrom="margin">
+              <wp14:pctWidth>0</wp14:pctWidth>
+            </wp14:sizeRelH>
+            <wp14:sizeRelV relativeFrom="margin">
+              <wp14:pctHeight>0</wp14:pctHeight>
+            </wp14:sizeRelV>
+          </wp:anchor>
+        </w:drawing>
       </w:r>
     </w:p>
     <w:p>
       <w:pPr>
-        <w:spacing w:line="360" w:lineRule="auto"/>
+        <w:spacing w:after="0" w:line="240" w:lineRule="auto"/>
         <w:rPr>
           <w:rFonts w:ascii="Tahoma" w:hAnsi="Tahoma" w:cs="Tahoma"/>
           <w:sz w:val="12"/>
           <w:szCs w:val="12"/>
         </w:rPr>
       </w:pPr>
+      <w:r>
+        <w:rPr>
+          <w:rFonts w:ascii="Tahoma" w:hAnsi="Tahoma" w:cs="Tahoma"/>
+          <w:sz w:val="12"/>
+          <w:szCs w:val="12"/>
+        </w:rPr>
+        <w:t xml:space="preserve">Для структурирования извлекаемых данных в </w:t>
+      </w:r>
       <w:proofErr w:type="spellStart"/>
       <w:r>
         <w:rPr>
@@ -1179,79 +1027,25 @@
           <w:sz w:val="12"/>
           <w:szCs w:val="12"/>
         </w:rPr>
-        <w:t xml:space="preserve"> также предоставляет богатую систему расширений (</w:t>
-      </w:r>
-      <w:proofErr w:type="spellStart"/>
-      <w:r>
-        <w:rPr>
-          <w:rFonts w:ascii="Tahoma" w:hAnsi="Tahoma" w:cs="Tahoma"/>
-          <w:sz w:val="12"/>
-          <w:szCs w:val="12"/>
-        </w:rPr>
-        <w:t>Extensions</w:t>
-      </w:r>
-      <w:proofErr w:type="spellEnd"/>
-      <w:r>
-        <w:rPr>
-          <w:rFonts w:ascii="Tahoma" w:hAnsi="Tahoma" w:cs="Tahoma"/>
-          <w:sz w:val="12"/>
-          <w:szCs w:val="12"/>
-        </w:rPr>
-        <w:t>) и дополнений (</w:t>
-      </w:r>
-      <w:proofErr w:type="spellStart"/>
-      <w:r>
-        <w:rPr>
-          <w:rFonts w:ascii="Tahoma" w:hAnsi="Tahoma" w:cs="Tahoma"/>
-          <w:sz w:val="12"/>
-          <w:szCs w:val="12"/>
-        </w:rPr>
-        <w:t>Add-ons</w:t>
-      </w:r>
-      <w:proofErr w:type="spellEnd"/>
-      <w:r>
-        <w:rPr>
-          <w:rFonts w:ascii="Tahoma" w:hAnsi="Tahoma" w:cs="Tahoma"/>
-          <w:sz w:val="12"/>
-          <w:szCs w:val="12"/>
-        </w:rPr>
-        <w:t>), которые позволяют подключать дополнительную функциональность, такую как автоматическое регулирование скорости запросов (</w:t>
-      </w:r>
-      <w:proofErr w:type="spellStart"/>
-      <w:r>
-        <w:rPr>
-          <w:rFonts w:ascii="Tahoma" w:hAnsi="Tahoma" w:cs="Tahoma"/>
-          <w:sz w:val="12"/>
-          <w:szCs w:val="12"/>
-        </w:rPr>
-        <w:t>AutoThrottle</w:t>
-      </w:r>
-      <w:proofErr w:type="spellEnd"/>
-      <w:r>
-        <w:rPr>
-          <w:rFonts w:ascii="Tahoma" w:hAnsi="Tahoma" w:cs="Tahoma"/>
-          <w:sz w:val="12"/>
-          <w:szCs w:val="12"/>
-        </w:rPr>
-        <w:t xml:space="preserve">), управление файлами </w:t>
-      </w:r>
-      <w:proofErr w:type="spellStart"/>
-      <w:r>
-        <w:rPr>
-          <w:rFonts w:ascii="Tahoma" w:hAnsi="Tahoma" w:cs="Tahoma"/>
-          <w:sz w:val="12"/>
-          <w:szCs w:val="12"/>
-        </w:rPr>
-        <w:t>cookie</w:t>
-      </w:r>
-      <w:proofErr w:type="spellEnd"/>
-      <w:r>
-        <w:rPr>
-          <w:rFonts w:ascii="Tahoma" w:hAnsi="Tahoma" w:cs="Tahoma"/>
-          <w:sz w:val="12"/>
-          <w:szCs w:val="12"/>
-        </w:rPr>
-        <w:t xml:space="preserve">, кэширование и многое другое. Архитектура фреймворка предусматривает гибкие механизмы для написания собственных расширений и промежуточных слоёв, что делает </w:t>
+        <w:t xml:space="preserve"> используются элементы (</w:t>
+      </w:r>
+      <w:proofErr w:type="spellStart"/>
+      <w:r>
+        <w:rPr>
+          <w:rFonts w:ascii="Tahoma" w:hAnsi="Tahoma" w:cs="Tahoma"/>
+          <w:sz w:val="12"/>
+          <w:szCs w:val="12"/>
+        </w:rPr>
+        <w:t>Items</w:t>
+      </w:r>
+      <w:proofErr w:type="spellEnd"/>
+      <w:r>
+        <w:rPr>
+          <w:rFonts w:ascii="Tahoma" w:hAnsi="Tahoma" w:cs="Tahoma"/>
+          <w:sz w:val="12"/>
+          <w:szCs w:val="12"/>
+        </w:rPr>
+        <w:t xml:space="preserve">) — простые объекты типа «ключ-значение», которые определяют поля, подлежащие сбору. Элементы позволяют задавать схему данных и обеспечивают их согласованную обработку на всех последующих этапах, включая конвейеры и экспорт. Хотя элементы можно создавать как обычные словари Python, </w:t>
       </w:r>
       <w:proofErr w:type="spellStart"/>
       <w:r>
@@ -1269,22 +1063,861 @@
           <w:sz w:val="12"/>
           <w:szCs w:val="12"/>
         </w:rPr>
-        <w:t xml:space="preserve"> не просто инструментом для сбора данных, а полноценной платформой для построения масштабируемых и поддерживаемых краулеров.</w:t>
+        <w:t xml:space="preserve"> предоставляет класс </w:t>
+      </w:r>
+      <w:proofErr w:type="spellStart"/>
+      <w:r>
+        <w:rPr>
+          <w:rFonts w:ascii="Tahoma" w:hAnsi="Tahoma" w:cs="Tahoma"/>
+          <w:sz w:val="12"/>
+          <w:szCs w:val="12"/>
+        </w:rPr>
+        <w:t>Item</w:t>
+      </w:r>
+      <w:proofErr w:type="spellEnd"/>
+      <w:r>
+        <w:rPr>
+          <w:rFonts w:ascii="Tahoma" w:hAnsi="Tahoma" w:cs="Tahoma"/>
+          <w:sz w:val="12"/>
+          <w:szCs w:val="12"/>
+        </w:rPr>
+        <w:t>, который поддерживает определение полей и помогает избежать опечаток. Для заполнения элементов данными из селекторов часто применяются загрузчики элементов (</w:t>
+      </w:r>
+      <w:proofErr w:type="spellStart"/>
+      <w:r>
+        <w:rPr>
+          <w:rFonts w:ascii="Tahoma" w:hAnsi="Tahoma" w:cs="Tahoma"/>
+          <w:sz w:val="12"/>
+          <w:szCs w:val="12"/>
+        </w:rPr>
+        <w:t>Item</w:t>
+      </w:r>
+      <w:proofErr w:type="spellEnd"/>
+      <w:r>
+        <w:rPr>
+          <w:rFonts w:ascii="Tahoma" w:hAnsi="Tahoma" w:cs="Tahoma"/>
+          <w:sz w:val="12"/>
+          <w:szCs w:val="12"/>
+        </w:rPr>
+        <w:t xml:space="preserve"> </w:t>
+      </w:r>
+      <w:proofErr w:type="spellStart"/>
+      <w:r>
+        <w:rPr>
+          <w:rFonts w:ascii="Tahoma" w:hAnsi="Tahoma" w:cs="Tahoma"/>
+          <w:sz w:val="12"/>
+          <w:szCs w:val="12"/>
+        </w:rPr>
+        <w:t>Loaders</w:t>
+      </w:r>
+      <w:proofErr w:type="spellEnd"/>
+      <w:r>
+        <w:rPr>
+          <w:rFonts w:ascii="Tahoma" w:hAnsi="Tahoma" w:cs="Tahoma"/>
+          <w:sz w:val="12"/>
+          <w:szCs w:val="12"/>
+        </w:rPr>
+        <w:t>), которые позволяют описывать правила извлечения и обработки для каждого поля, делая код паука более декларативным и удобным для сопровождения.</w:t>
       </w:r>
     </w:p>
     <w:p>
       <w:pPr>
-        <w:spacing w:line="360" w:lineRule="auto"/>
+        <w:spacing w:after="0" w:line="240" w:lineRule="auto"/>
         <w:rPr>
           <w:rFonts w:ascii="Tahoma" w:hAnsi="Tahoma" w:cs="Tahoma"/>
           <w:sz w:val="12"/>
           <w:szCs w:val="12"/>
         </w:rPr>
       </w:pPr>
+      <w:r>
+        <w:rPr>
+          <w:rFonts w:ascii="Tahoma" w:hAnsi="Tahoma" w:cs="Tahoma"/>
+          <w:noProof/>
+          <w:sz w:val="12"/>
+          <w:szCs w:val="12"/>
+        </w:rPr>
+        <w:lastRenderedPageBreak/>
+        <w:drawing>
+          <wp:anchor distT="0" distB="0" distL="114300" distR="114300" simplePos="0" relativeHeight="251661312" behindDoc="0" locked="0" layoutInCell="1" allowOverlap="1" wp14:anchorId="7CAE1670" wp14:editId="0DBEB1EC">
+            <wp:simplePos x="0" y="0"/>
+            <wp:positionH relativeFrom="margin">
+              <wp:align>left</wp:align>
+            </wp:positionH>
+            <wp:positionV relativeFrom="paragraph">
+              <wp:posOffset>-2540</wp:posOffset>
+            </wp:positionV>
+            <wp:extent cx="3548380" cy="2585085"/>
+            <wp:effectExtent l="0" t="0" r="0" b="5715"/>
+            <wp:wrapSquare wrapText="bothSides"/>
+            <wp:docPr id="64025202" name="Рисунок 1"/>
+            <wp:cNvGraphicFramePr>
+              <a:graphicFrameLocks xmlns:a="http://schemas.openxmlformats.org/drawingml/2006/main" noChangeAspect="1"/>
+            </wp:cNvGraphicFramePr>
+            <a:graphic xmlns:a="http://schemas.openxmlformats.org/drawingml/2006/main">
+              <a:graphicData uri="http://schemas.openxmlformats.org/drawingml/2006/picture">
+                <pic:pic xmlns:pic="http://schemas.openxmlformats.org/drawingml/2006/picture">
+                  <pic:nvPicPr>
+                    <pic:cNvPr id="64025202" name=""/>
+                    <pic:cNvPicPr/>
+                  </pic:nvPicPr>
+                  <pic:blipFill>
+                    <a:blip r:embed="rId10" cstate="print">
+                      <a:extLst>
+                        <a:ext uri="{28A0092B-C50C-407E-A947-70E740481C1C}">
+                          <a14:useLocalDpi xmlns:a14="http://schemas.microsoft.com/office/drawing/2010/main" val="0"/>
+                        </a:ext>
+                      </a:extLst>
+                    </a:blip>
+                    <a:stretch>
+                      <a:fillRect/>
+                    </a:stretch>
+                  </pic:blipFill>
+                  <pic:spPr>
+                    <a:xfrm>
+                      <a:off x="0" y="0"/>
+                      <a:ext cx="3548380" cy="2585085"/>
+                    </a:xfrm>
+                    <a:prstGeom prst="rect">
+                      <a:avLst/>
+                    </a:prstGeom>
+                  </pic:spPr>
+                </pic:pic>
+              </a:graphicData>
+            </a:graphic>
+            <wp14:sizeRelH relativeFrom="margin">
+              <wp14:pctWidth>0</wp14:pctWidth>
+            </wp14:sizeRelH>
+            <wp14:sizeRelV relativeFrom="margin">
+              <wp14:pctHeight>0</wp14:pctHeight>
+            </wp14:sizeRelV>
+          </wp:anchor>
+        </w:drawing>
+      </w:r>
+    </w:p>
+    <w:p>
+      <w:pPr>
+        <w:spacing w:after="0" w:line="240" w:lineRule="auto"/>
+        <w:rPr>
+          <w:rFonts w:ascii="Tahoma" w:hAnsi="Tahoma" w:cs="Tahoma"/>
+          <w:sz w:val="12"/>
+          <w:szCs w:val="12"/>
+        </w:rPr>
+      </w:pPr>
+      <w:r>
+        <w:rPr>
+          <w:rFonts w:ascii="Tahoma" w:hAnsi="Tahoma" w:cs="Tahoma"/>
+          <w:sz w:val="12"/>
+          <w:szCs w:val="12"/>
+        </w:rPr>
+        <w:t>После того как паук извлёк элементы, они передаются в конвейеры элементов (</w:t>
+      </w:r>
+      <w:proofErr w:type="spellStart"/>
+      <w:r>
+        <w:rPr>
+          <w:rFonts w:ascii="Tahoma" w:hAnsi="Tahoma" w:cs="Tahoma"/>
+          <w:sz w:val="12"/>
+          <w:szCs w:val="12"/>
+        </w:rPr>
+        <w:t>Item</w:t>
+      </w:r>
+      <w:proofErr w:type="spellEnd"/>
+      <w:r>
+        <w:rPr>
+          <w:rFonts w:ascii="Tahoma" w:hAnsi="Tahoma" w:cs="Tahoma"/>
+          <w:sz w:val="12"/>
+          <w:szCs w:val="12"/>
+        </w:rPr>
+        <w:t xml:space="preserve"> </w:t>
+      </w:r>
+      <w:proofErr w:type="spellStart"/>
+      <w:r>
+        <w:rPr>
+          <w:rFonts w:ascii="Tahoma" w:hAnsi="Tahoma" w:cs="Tahoma"/>
+          <w:sz w:val="12"/>
+          <w:szCs w:val="12"/>
+        </w:rPr>
+        <w:t>Pipelines</w:t>
+      </w:r>
+      <w:proofErr w:type="spellEnd"/>
+      <w:r>
+        <w:rPr>
+          <w:rFonts w:ascii="Tahoma" w:hAnsi="Tahoma" w:cs="Tahoma"/>
+          <w:sz w:val="12"/>
+          <w:szCs w:val="12"/>
+        </w:rPr>
+        <w:t>) — компоненты, которые обрабатывают элементы последовательно. Каждый компонент конвейера представляет собой Python-класс, реализующий простой метод, который получает элемент и может выполнить над ним такие операции, как очистка полей, проверка данных, удаление дубликатов или сохранение в базу данных. Конвейеры позволяют вынести постобработку данных за пределы паука, делая логику повторно используемой и легко настраиваемой через файл settings.py с указанием пути к классу и приоритета его выполнения.</w:t>
+      </w:r>
+    </w:p>
+    <w:p>
+      <w:pPr>
+        <w:spacing w:after="0" w:line="240" w:lineRule="auto"/>
+        <w:rPr>
+          <w:rFonts w:ascii="Tahoma" w:hAnsi="Tahoma" w:cs="Tahoma"/>
+          <w:sz w:val="12"/>
+          <w:szCs w:val="12"/>
+        </w:rPr>
+      </w:pPr>
+      <w:r>
+        <w:rPr>
+          <w:rFonts w:ascii="Tahoma" w:hAnsi="Tahoma" w:cs="Tahoma"/>
+          <w:noProof/>
+          <w:sz w:val="12"/>
+          <w:szCs w:val="12"/>
+        </w:rPr>
+        <w:drawing>
+          <wp:anchor distT="0" distB="0" distL="114300" distR="114300" simplePos="0" relativeHeight="251662336" behindDoc="0" locked="0" layoutInCell="1" allowOverlap="1" wp14:anchorId="46258272" wp14:editId="40C62D25">
+            <wp:simplePos x="0" y="0"/>
+            <wp:positionH relativeFrom="column">
+              <wp:posOffset>3663043</wp:posOffset>
+            </wp:positionH>
+            <wp:positionV relativeFrom="paragraph">
+              <wp:posOffset>-816</wp:posOffset>
+            </wp:positionV>
+            <wp:extent cx="3609853" cy="3309257"/>
+            <wp:effectExtent l="0" t="0" r="0" b="5715"/>
+            <wp:wrapSquare wrapText="bothSides"/>
+            <wp:docPr id="477120050" name="Рисунок 1"/>
+            <wp:cNvGraphicFramePr>
+              <a:graphicFrameLocks xmlns:a="http://schemas.openxmlformats.org/drawingml/2006/main" noChangeAspect="1"/>
+            </wp:cNvGraphicFramePr>
+            <a:graphic xmlns:a="http://schemas.openxmlformats.org/drawingml/2006/main">
+              <a:graphicData uri="http://schemas.openxmlformats.org/drawingml/2006/picture">
+                <pic:pic xmlns:pic="http://schemas.openxmlformats.org/drawingml/2006/picture">
+                  <pic:nvPicPr>
+                    <pic:cNvPr id="477120050" name=""/>
+                    <pic:cNvPicPr/>
+                  </pic:nvPicPr>
+                  <pic:blipFill>
+                    <a:blip r:embed="rId11" cstate="print">
+                      <a:extLst>
+                        <a:ext uri="{28A0092B-C50C-407E-A947-70E740481C1C}">
+                          <a14:useLocalDpi xmlns:a14="http://schemas.microsoft.com/office/drawing/2010/main" val="0"/>
+                        </a:ext>
+                      </a:extLst>
+                    </a:blip>
+                    <a:stretch>
+                      <a:fillRect/>
+                    </a:stretch>
+                  </pic:blipFill>
+                  <pic:spPr>
+                    <a:xfrm>
+                      <a:off x="0" y="0"/>
+                      <a:ext cx="3609853" cy="3309257"/>
+                    </a:xfrm>
+                    <a:prstGeom prst="rect">
+                      <a:avLst/>
+                    </a:prstGeom>
+                  </pic:spPr>
+                </pic:pic>
+              </a:graphicData>
+            </a:graphic>
+          </wp:anchor>
+        </w:drawing>
+      </w:r>
+    </w:p>
+    <w:p>
+      <w:pPr>
+        <w:spacing w:after="0" w:line="240" w:lineRule="auto"/>
+        <w:rPr>
+          <w:rFonts w:ascii="Tahoma" w:hAnsi="Tahoma" w:cs="Tahoma"/>
+          <w:sz w:val="12"/>
+          <w:szCs w:val="12"/>
+        </w:rPr>
+      </w:pPr>
+      <w:r>
+        <w:rPr>
+          <w:rFonts w:ascii="Tahoma" w:hAnsi="Tahoma" w:cs="Tahoma"/>
+          <w:sz w:val="12"/>
+          <w:szCs w:val="12"/>
+        </w:rPr>
+        <w:t>Настройки (</w:t>
+      </w:r>
+      <w:proofErr w:type="spellStart"/>
+      <w:r>
+        <w:rPr>
+          <w:rFonts w:ascii="Tahoma" w:hAnsi="Tahoma" w:cs="Tahoma"/>
+          <w:sz w:val="12"/>
+          <w:szCs w:val="12"/>
+        </w:rPr>
+        <w:t>Settings</w:t>
+      </w:r>
+      <w:proofErr w:type="spellEnd"/>
+      <w:r>
+        <w:rPr>
+          <w:rFonts w:ascii="Tahoma" w:hAnsi="Tahoma" w:cs="Tahoma"/>
+          <w:sz w:val="12"/>
+          <w:szCs w:val="12"/>
+        </w:rPr>
+        <w:t xml:space="preserve">) в </w:t>
+      </w:r>
+      <w:proofErr w:type="spellStart"/>
+      <w:r>
+        <w:rPr>
+          <w:rFonts w:ascii="Tahoma" w:hAnsi="Tahoma" w:cs="Tahoma"/>
+          <w:sz w:val="12"/>
+          <w:szCs w:val="12"/>
+        </w:rPr>
+        <w:t>Scrapy</w:t>
+      </w:r>
+      <w:proofErr w:type="spellEnd"/>
+      <w:r>
+        <w:rPr>
+          <w:rFonts w:ascii="Tahoma" w:hAnsi="Tahoma" w:cs="Tahoma"/>
+          <w:sz w:val="12"/>
+          <w:szCs w:val="12"/>
+        </w:rPr>
+        <w:t xml:space="preserve"> конфигурируют практически все аспекты работы фреймворка: какие промежуточные ПО и расширения включены и в каком порядке, как ведут себя конвейеры элементов, куда экспортируются данные и какие значения по умолчанию используются. Настройки обычно задаются на уровне проекта в файле settings.py, но каждый паук может переопределить их для себя через атрибут </w:t>
+      </w:r>
+      <w:proofErr w:type="spellStart"/>
+      <w:r>
+        <w:rPr>
+          <w:rFonts w:ascii="Tahoma" w:hAnsi="Tahoma" w:cs="Tahoma"/>
+          <w:sz w:val="12"/>
+          <w:szCs w:val="12"/>
+        </w:rPr>
+        <w:t>custom_settings</w:t>
+      </w:r>
+      <w:proofErr w:type="spellEnd"/>
+      <w:r>
+        <w:rPr>
+          <w:rFonts w:ascii="Tahoma" w:hAnsi="Tahoma" w:cs="Tahoma"/>
+          <w:sz w:val="12"/>
+          <w:szCs w:val="12"/>
+        </w:rPr>
+        <w:t>, что позволяет, например, включить определённое промежуточное ПО только для тех пауков, которым оно действительно необходимо. Для управления проектом и его компонентами используется командная строка </w:t>
+      </w:r>
+      <w:proofErr w:type="spellStart"/>
+      <w:r>
+        <w:rPr>
+          <w:rFonts w:ascii="Tahoma" w:hAnsi="Tahoma" w:cs="Tahoma"/>
+          <w:sz w:val="12"/>
+          <w:szCs w:val="12"/>
+        </w:rPr>
+        <w:t>scrapy</w:t>
+      </w:r>
+      <w:proofErr w:type="spellEnd"/>
+      <w:r>
+        <w:rPr>
+          <w:rFonts w:ascii="Tahoma" w:hAnsi="Tahoma" w:cs="Tahoma"/>
+          <w:sz w:val="12"/>
+          <w:szCs w:val="12"/>
+        </w:rPr>
+        <w:t>, предоставляющая набор команд как для работы внутри проекта, так и для глобальных операций. Глобальные команды, такие как </w:t>
+      </w:r>
+      <w:proofErr w:type="spellStart"/>
+      <w:r>
+        <w:rPr>
+          <w:rFonts w:ascii="Tahoma" w:hAnsi="Tahoma" w:cs="Tahoma"/>
+          <w:sz w:val="12"/>
+          <w:szCs w:val="12"/>
+        </w:rPr>
+        <w:t>startproject</w:t>
+      </w:r>
+      <w:proofErr w:type="spellEnd"/>
+      <w:r>
+        <w:rPr>
+          <w:rFonts w:ascii="Tahoma" w:hAnsi="Tahoma" w:cs="Tahoma"/>
+          <w:sz w:val="12"/>
+          <w:szCs w:val="12"/>
+        </w:rPr>
+        <w:t>, </w:t>
+      </w:r>
+      <w:proofErr w:type="spellStart"/>
+      <w:r>
+        <w:rPr>
+          <w:rFonts w:ascii="Tahoma" w:hAnsi="Tahoma" w:cs="Tahoma"/>
+          <w:sz w:val="12"/>
+          <w:szCs w:val="12"/>
+        </w:rPr>
+        <w:t>genspider</w:t>
+      </w:r>
+      <w:proofErr w:type="spellEnd"/>
+      <w:r>
+        <w:rPr>
+          <w:rFonts w:ascii="Tahoma" w:hAnsi="Tahoma" w:cs="Tahoma"/>
+          <w:sz w:val="12"/>
+          <w:szCs w:val="12"/>
+        </w:rPr>
+        <w:t>, </w:t>
+      </w:r>
+      <w:proofErr w:type="spellStart"/>
+      <w:r>
+        <w:rPr>
+          <w:rFonts w:ascii="Tahoma" w:hAnsi="Tahoma" w:cs="Tahoma"/>
+          <w:sz w:val="12"/>
+          <w:szCs w:val="12"/>
+        </w:rPr>
+        <w:t>settings</w:t>
+      </w:r>
+      <w:proofErr w:type="spellEnd"/>
+      <w:r>
+        <w:rPr>
+          <w:rFonts w:ascii="Tahoma" w:hAnsi="Tahoma" w:cs="Tahoma"/>
+          <w:sz w:val="12"/>
+          <w:szCs w:val="12"/>
+        </w:rPr>
+        <w:t> и </w:t>
+      </w:r>
+      <w:proofErr w:type="spellStart"/>
+      <w:r>
+        <w:rPr>
+          <w:rFonts w:ascii="Tahoma" w:hAnsi="Tahoma" w:cs="Tahoma"/>
+          <w:sz w:val="12"/>
+          <w:szCs w:val="12"/>
+        </w:rPr>
+        <w:t>shell</w:t>
+      </w:r>
+      <w:proofErr w:type="spellEnd"/>
+      <w:r>
+        <w:rPr>
+          <w:rFonts w:ascii="Tahoma" w:hAnsi="Tahoma" w:cs="Tahoma"/>
+          <w:sz w:val="12"/>
+          <w:szCs w:val="12"/>
+        </w:rPr>
+        <w:t>, позволяют создавать проект, генерировать шаблоны пауков и тестировать селекторы в интерактивной среде, а проектные команды, например </w:t>
+      </w:r>
+      <w:proofErr w:type="spellStart"/>
+      <w:r>
+        <w:rPr>
+          <w:rFonts w:ascii="Tahoma" w:hAnsi="Tahoma" w:cs="Tahoma"/>
+          <w:sz w:val="12"/>
+          <w:szCs w:val="12"/>
+        </w:rPr>
+        <w:t>crawl</w:t>
+      </w:r>
+      <w:proofErr w:type="spellEnd"/>
+      <w:r>
+        <w:rPr>
+          <w:rFonts w:ascii="Tahoma" w:hAnsi="Tahoma" w:cs="Tahoma"/>
+          <w:sz w:val="12"/>
+          <w:szCs w:val="12"/>
+        </w:rPr>
+        <w:t>, </w:t>
+      </w:r>
+      <w:proofErr w:type="spellStart"/>
+      <w:r>
+        <w:rPr>
+          <w:rFonts w:ascii="Tahoma" w:hAnsi="Tahoma" w:cs="Tahoma"/>
+          <w:sz w:val="12"/>
+          <w:szCs w:val="12"/>
+        </w:rPr>
+        <w:t>check</w:t>
+      </w:r>
+      <w:proofErr w:type="spellEnd"/>
+      <w:r>
+        <w:rPr>
+          <w:rFonts w:ascii="Tahoma" w:hAnsi="Tahoma" w:cs="Tahoma"/>
+          <w:sz w:val="12"/>
+          <w:szCs w:val="12"/>
+        </w:rPr>
+        <w:t>, </w:t>
+      </w:r>
+      <w:proofErr w:type="spellStart"/>
+      <w:r>
+        <w:rPr>
+          <w:rFonts w:ascii="Tahoma" w:hAnsi="Tahoma" w:cs="Tahoma"/>
+          <w:sz w:val="12"/>
+          <w:szCs w:val="12"/>
+        </w:rPr>
+        <w:t>list</w:t>
+      </w:r>
+      <w:proofErr w:type="spellEnd"/>
+      <w:r>
+        <w:rPr>
+          <w:rFonts w:ascii="Tahoma" w:hAnsi="Tahoma" w:cs="Tahoma"/>
+          <w:sz w:val="12"/>
+          <w:szCs w:val="12"/>
+        </w:rPr>
+        <w:t> и </w:t>
+      </w:r>
+      <w:proofErr w:type="spellStart"/>
+      <w:r>
+        <w:rPr>
+          <w:rFonts w:ascii="Tahoma" w:hAnsi="Tahoma" w:cs="Tahoma"/>
+          <w:sz w:val="12"/>
+          <w:szCs w:val="12"/>
+        </w:rPr>
+        <w:t>parse</w:t>
+      </w:r>
+      <w:proofErr w:type="spellEnd"/>
+      <w:r>
+        <w:rPr>
+          <w:rFonts w:ascii="Tahoma" w:hAnsi="Tahoma" w:cs="Tahoma"/>
+          <w:sz w:val="12"/>
+          <w:szCs w:val="12"/>
+        </w:rPr>
+        <w:t>, предназначены для запуска и отладки пауков внутри конкретного проекта.</w:t>
+      </w:r>
+    </w:p>
+    <w:p>
+      <w:pPr>
+        <w:spacing w:after="0" w:line="240" w:lineRule="auto"/>
+        <w:rPr>
+          <w:rFonts w:ascii="Tahoma" w:hAnsi="Tahoma" w:cs="Tahoma"/>
+          <w:sz w:val="12"/>
+          <w:szCs w:val="12"/>
+        </w:rPr>
+      </w:pPr>
+      <w:r>
+        <w:rPr>
+          <w:rFonts w:ascii="Tahoma" w:hAnsi="Tahoma" w:cs="Tahoma"/>
+          <w:sz w:val="12"/>
+          <w:szCs w:val="12"/>
+        </w:rPr>
+        <w:t xml:space="preserve">Одной из ключевых возможностей </w:t>
+      </w:r>
+      <w:proofErr w:type="spellStart"/>
+      <w:r>
+        <w:rPr>
+          <w:rFonts w:ascii="Tahoma" w:hAnsi="Tahoma" w:cs="Tahoma"/>
+          <w:sz w:val="12"/>
+          <w:szCs w:val="12"/>
+        </w:rPr>
+        <w:t>Scrapy</w:t>
+      </w:r>
+      <w:proofErr w:type="spellEnd"/>
+      <w:r>
+        <w:rPr>
+          <w:rFonts w:ascii="Tahoma" w:hAnsi="Tahoma" w:cs="Tahoma"/>
+          <w:sz w:val="12"/>
+          <w:szCs w:val="12"/>
+        </w:rPr>
+        <w:t xml:space="preserve"> является встроенная система экспорта данных (</w:t>
+      </w:r>
+      <w:proofErr w:type="spellStart"/>
+      <w:r>
+        <w:rPr>
+          <w:rFonts w:ascii="Tahoma" w:hAnsi="Tahoma" w:cs="Tahoma"/>
+          <w:sz w:val="12"/>
+          <w:szCs w:val="12"/>
+        </w:rPr>
+        <w:t>Feed</w:t>
+      </w:r>
+      <w:proofErr w:type="spellEnd"/>
+      <w:r>
+        <w:rPr>
+          <w:rFonts w:ascii="Tahoma" w:hAnsi="Tahoma" w:cs="Tahoma"/>
+          <w:sz w:val="12"/>
+          <w:szCs w:val="12"/>
+        </w:rPr>
+        <w:t xml:space="preserve"> </w:t>
+      </w:r>
+      <w:proofErr w:type="spellStart"/>
+      <w:r>
+        <w:rPr>
+          <w:rFonts w:ascii="Tahoma" w:hAnsi="Tahoma" w:cs="Tahoma"/>
+          <w:sz w:val="12"/>
+          <w:szCs w:val="12"/>
+        </w:rPr>
+        <w:t>Exports</w:t>
+      </w:r>
+      <w:proofErr w:type="spellEnd"/>
+      <w:r>
+        <w:rPr>
+          <w:rFonts w:ascii="Tahoma" w:hAnsi="Tahoma" w:cs="Tahoma"/>
+          <w:sz w:val="12"/>
+          <w:szCs w:val="12"/>
+        </w:rPr>
+        <w:t xml:space="preserve">), позволяющая сохранять извлечённые элементы в файлы или хранилища без написания дополнительного кода. </w:t>
+      </w:r>
+      <w:proofErr w:type="spellStart"/>
+      <w:r>
+        <w:rPr>
+          <w:rFonts w:ascii="Tahoma" w:hAnsi="Tahoma" w:cs="Tahoma"/>
+          <w:sz w:val="12"/>
+          <w:szCs w:val="12"/>
+        </w:rPr>
+        <w:t>Scrapy</w:t>
+      </w:r>
+      <w:proofErr w:type="spellEnd"/>
+      <w:r>
+        <w:rPr>
+          <w:rFonts w:ascii="Tahoma" w:hAnsi="Tahoma" w:cs="Tahoma"/>
+          <w:sz w:val="12"/>
+          <w:szCs w:val="12"/>
+        </w:rPr>
+        <w:t xml:space="preserve"> поддерживает сериализацию в форматы JSON, CSV, XML и другие, а также различные бэкенды хранения, включая локальные файлы, FTP, Amazon S3 и Google </w:t>
+      </w:r>
+      <w:proofErr w:type="spellStart"/>
+      <w:r>
+        <w:rPr>
+          <w:rFonts w:ascii="Tahoma" w:hAnsi="Tahoma" w:cs="Tahoma"/>
+          <w:sz w:val="12"/>
+          <w:szCs w:val="12"/>
+        </w:rPr>
+        <w:t>Cloud</w:t>
+      </w:r>
+      <w:proofErr w:type="spellEnd"/>
+      <w:r>
+        <w:rPr>
+          <w:rFonts w:ascii="Tahoma" w:hAnsi="Tahoma" w:cs="Tahoma"/>
+          <w:sz w:val="12"/>
+          <w:szCs w:val="12"/>
+        </w:rPr>
+        <w:t xml:space="preserve"> Storage. Настройка экспорта осуществляется через параметр FEEDS в файле настроек, где указывается URI назначения, формат сериализации и дополнительные параметры, такие как кодировка или перезапись существующих файлов. Это позволяет быстро получить результаты обхода в удобном формате, не прибегая к созданию конвейеров элементов.</w:t>
+      </w:r>
+    </w:p>
+    <w:p>
+      <w:pPr>
+        <w:spacing w:after="0" w:line="240" w:lineRule="auto"/>
+        <w:rPr>
+          <w:rFonts w:ascii="Tahoma" w:hAnsi="Tahoma" w:cs="Tahoma"/>
+          <w:sz w:val="12"/>
+          <w:szCs w:val="12"/>
+        </w:rPr>
+      </w:pPr>
+      <w:r>
+        <w:rPr>
+          <w:rFonts w:ascii="Tahoma" w:hAnsi="Tahoma" w:cs="Tahoma"/>
+          <w:noProof/>
+          <w:sz w:val="12"/>
+          <w:szCs w:val="12"/>
+        </w:rPr>
+        <w:drawing>
+          <wp:anchor distT="0" distB="0" distL="114300" distR="114300" simplePos="0" relativeHeight="251663360" behindDoc="0" locked="0" layoutInCell="1" allowOverlap="1" wp14:anchorId="27EFE99E" wp14:editId="3C5C6CC9">
+            <wp:simplePos x="0" y="0"/>
+            <wp:positionH relativeFrom="column">
+              <wp:posOffset>0</wp:posOffset>
+            </wp:positionH>
+            <wp:positionV relativeFrom="paragraph">
+              <wp:posOffset>-1089</wp:posOffset>
+            </wp:positionV>
+            <wp:extent cx="3608614" cy="2501921"/>
+            <wp:effectExtent l="0" t="0" r="0" b="0"/>
+            <wp:wrapSquare wrapText="bothSides"/>
+            <wp:docPr id="1324320672" name="Рисунок 1"/>
+            <wp:cNvGraphicFramePr>
+              <a:graphicFrameLocks xmlns:a="http://schemas.openxmlformats.org/drawingml/2006/main" noChangeAspect="1"/>
+            </wp:cNvGraphicFramePr>
+            <a:graphic xmlns:a="http://schemas.openxmlformats.org/drawingml/2006/main">
+              <a:graphicData uri="http://schemas.openxmlformats.org/drawingml/2006/picture">
+                <pic:pic xmlns:pic="http://schemas.openxmlformats.org/drawingml/2006/picture">
+                  <pic:nvPicPr>
+                    <pic:cNvPr id="1324320672" name=""/>
+                    <pic:cNvPicPr/>
+                  </pic:nvPicPr>
+                  <pic:blipFill>
+                    <a:blip r:embed="rId12" cstate="print">
+                      <a:extLst>
+                        <a:ext uri="{28A0092B-C50C-407E-A947-70E740481C1C}">
+                          <a14:useLocalDpi xmlns:a14="http://schemas.microsoft.com/office/drawing/2010/main" val="0"/>
+                        </a:ext>
+                      </a:extLst>
+                    </a:blip>
+                    <a:stretch>
+                      <a:fillRect/>
+                    </a:stretch>
+                  </pic:blipFill>
+                  <pic:spPr>
+                    <a:xfrm>
+                      <a:off x="0" y="0"/>
+                      <a:ext cx="3608614" cy="2501921"/>
+                    </a:xfrm>
+                    <a:prstGeom prst="rect">
+                      <a:avLst/>
+                    </a:prstGeom>
+                  </pic:spPr>
+                </pic:pic>
+              </a:graphicData>
+            </a:graphic>
+          </wp:anchor>
+        </w:drawing>
+      </w:r>
+    </w:p>
+    <w:p>
+      <w:pPr>
+        <w:spacing w:after="0" w:line="240" w:lineRule="auto"/>
+        <w:rPr>
+          <w:rFonts w:ascii="Tahoma" w:hAnsi="Tahoma" w:cs="Tahoma"/>
+          <w:sz w:val="12"/>
+          <w:szCs w:val="12"/>
+        </w:rPr>
+      </w:pPr>
+      <w:proofErr w:type="spellStart"/>
+      <w:r>
+        <w:rPr>
+          <w:rFonts w:ascii="Tahoma" w:hAnsi="Tahoma" w:cs="Tahoma"/>
+          <w:sz w:val="12"/>
+          <w:szCs w:val="12"/>
+        </w:rPr>
+        <w:t>Scrapy</w:t>
+      </w:r>
+      <w:proofErr w:type="spellEnd"/>
+      <w:r>
+        <w:rPr>
+          <w:rFonts w:ascii="Tahoma" w:hAnsi="Tahoma" w:cs="Tahoma"/>
+          <w:sz w:val="12"/>
+          <w:szCs w:val="12"/>
+        </w:rPr>
+        <w:t xml:space="preserve"> также предоставляет богатую систему расширений (</w:t>
+      </w:r>
+      <w:proofErr w:type="spellStart"/>
+      <w:r>
+        <w:rPr>
+          <w:rFonts w:ascii="Tahoma" w:hAnsi="Tahoma" w:cs="Tahoma"/>
+          <w:sz w:val="12"/>
+          <w:szCs w:val="12"/>
+        </w:rPr>
+        <w:t>Extensions</w:t>
+      </w:r>
+      <w:proofErr w:type="spellEnd"/>
+      <w:r>
+        <w:rPr>
+          <w:rFonts w:ascii="Tahoma" w:hAnsi="Tahoma" w:cs="Tahoma"/>
+          <w:sz w:val="12"/>
+          <w:szCs w:val="12"/>
+        </w:rPr>
+        <w:t>) и дополнений (</w:t>
+      </w:r>
+      <w:proofErr w:type="spellStart"/>
+      <w:r>
+        <w:rPr>
+          <w:rFonts w:ascii="Tahoma" w:hAnsi="Tahoma" w:cs="Tahoma"/>
+          <w:sz w:val="12"/>
+          <w:szCs w:val="12"/>
+        </w:rPr>
+        <w:t>Add-ons</w:t>
+      </w:r>
+      <w:proofErr w:type="spellEnd"/>
+      <w:r>
+        <w:rPr>
+          <w:rFonts w:ascii="Tahoma" w:hAnsi="Tahoma" w:cs="Tahoma"/>
+          <w:sz w:val="12"/>
+          <w:szCs w:val="12"/>
+        </w:rPr>
+        <w:t>), которые позволяют подключать дополнительную функциональность, такую как автоматическое регулирование скорости запросов (</w:t>
+      </w:r>
+      <w:proofErr w:type="spellStart"/>
+      <w:r>
+        <w:rPr>
+          <w:rFonts w:ascii="Tahoma" w:hAnsi="Tahoma" w:cs="Tahoma"/>
+          <w:sz w:val="12"/>
+          <w:szCs w:val="12"/>
+        </w:rPr>
+        <w:t>AutoThrottle</w:t>
+      </w:r>
+      <w:proofErr w:type="spellEnd"/>
+      <w:r>
+        <w:rPr>
+          <w:rFonts w:ascii="Tahoma" w:hAnsi="Tahoma" w:cs="Tahoma"/>
+          <w:sz w:val="12"/>
+          <w:szCs w:val="12"/>
+        </w:rPr>
+        <w:t xml:space="preserve">), управление файлами </w:t>
+      </w:r>
+      <w:proofErr w:type="spellStart"/>
+      <w:r>
+        <w:rPr>
+          <w:rFonts w:ascii="Tahoma" w:hAnsi="Tahoma" w:cs="Tahoma"/>
+          <w:sz w:val="12"/>
+          <w:szCs w:val="12"/>
+        </w:rPr>
+        <w:t>cookie</w:t>
+      </w:r>
+      <w:proofErr w:type="spellEnd"/>
+      <w:r>
+        <w:rPr>
+          <w:rFonts w:ascii="Tahoma" w:hAnsi="Tahoma" w:cs="Tahoma"/>
+          <w:sz w:val="12"/>
+          <w:szCs w:val="12"/>
+        </w:rPr>
+        <w:t xml:space="preserve">, кэширование и многое другое. Архитектура фреймворка предусматривает гибкие механизмы для написания собственных расширений и промежуточных слоёв, что делает </w:t>
+      </w:r>
+      <w:proofErr w:type="spellStart"/>
+      <w:r>
+        <w:rPr>
+          <w:rFonts w:ascii="Tahoma" w:hAnsi="Tahoma" w:cs="Tahoma"/>
+          <w:sz w:val="12"/>
+          <w:szCs w:val="12"/>
+        </w:rPr>
+        <w:t>Scrapy</w:t>
+      </w:r>
+      <w:proofErr w:type="spellEnd"/>
+      <w:r>
+        <w:rPr>
+          <w:rFonts w:ascii="Tahoma" w:hAnsi="Tahoma" w:cs="Tahoma"/>
+          <w:sz w:val="12"/>
+          <w:szCs w:val="12"/>
+        </w:rPr>
+        <w:t xml:space="preserve"> не просто инструментом для сбора данных, а полноценной платформой для построения масштабируемых и поддерживаемых краулеров.</w:t>
+      </w:r>
+    </w:p>
+    <w:p>
+      <w:pPr>
+        <w:spacing w:after="0" w:line="240" w:lineRule="auto"/>
+        <w:rPr>
+          <w:rFonts w:ascii="Tahoma" w:hAnsi="Tahoma" w:cs="Tahoma"/>
+          <w:sz w:val="12"/>
+          <w:szCs w:val="12"/>
+        </w:rPr>
+      </w:pPr>
+      <w:r>
+        <w:rPr>
+          <w:rFonts w:ascii="Tahoma" w:hAnsi="Tahoma" w:cs="Tahoma"/>
+          <w:noProof/>
+          <w:sz w:val="12"/>
+          <w:szCs w:val="12"/>
+        </w:rPr>
+        <w:drawing>
+          <wp:anchor distT="0" distB="0" distL="114300" distR="114300" simplePos="0" relativeHeight="251664384" behindDoc="0" locked="0" layoutInCell="1" allowOverlap="1" wp14:anchorId="44314EEC" wp14:editId="02B03135">
+            <wp:simplePos x="0" y="0"/>
+            <wp:positionH relativeFrom="column">
+              <wp:posOffset>3722914</wp:posOffset>
+            </wp:positionH>
+            <wp:positionV relativeFrom="paragraph">
+              <wp:posOffset>1905</wp:posOffset>
+            </wp:positionV>
+            <wp:extent cx="3755238" cy="3173186"/>
+            <wp:effectExtent l="0" t="0" r="0" b="8255"/>
+            <wp:wrapSquare wrapText="bothSides"/>
+            <wp:docPr id="163656238" name="Рисунок 1"/>
+            <wp:cNvGraphicFramePr>
+              <a:graphicFrameLocks xmlns:a="http://schemas.openxmlformats.org/drawingml/2006/main" noChangeAspect="1"/>
+            </wp:cNvGraphicFramePr>
+            <a:graphic xmlns:a="http://schemas.openxmlformats.org/drawingml/2006/main">
+              <a:graphicData uri="http://schemas.openxmlformats.org/drawingml/2006/picture">
+                <pic:pic xmlns:pic="http://schemas.openxmlformats.org/drawingml/2006/picture">
+                  <pic:nvPicPr>
+                    <pic:cNvPr id="163656238" name=""/>
+                    <pic:cNvPicPr/>
+                  </pic:nvPicPr>
+                  <pic:blipFill>
+                    <a:blip r:embed="rId13" cstate="print">
+                      <a:extLst>
+                        <a:ext uri="{28A0092B-C50C-407E-A947-70E740481C1C}">
+                          <a14:useLocalDpi xmlns:a14="http://schemas.microsoft.com/office/drawing/2010/main" val="0"/>
+                        </a:ext>
+                      </a:extLst>
+                    </a:blip>
+                    <a:stretch>
+                      <a:fillRect/>
+                    </a:stretch>
+                  </pic:blipFill>
+                  <pic:spPr>
+                    <a:xfrm>
+                      <a:off x="0" y="0"/>
+                      <a:ext cx="3755238" cy="3173186"/>
+                    </a:xfrm>
+                    <a:prstGeom prst="rect">
+                      <a:avLst/>
+                    </a:prstGeom>
+                  </pic:spPr>
+                </pic:pic>
+              </a:graphicData>
+            </a:graphic>
+            <wp14:sizeRelH relativeFrom="margin">
+              <wp14:pctWidth>0</wp14:pctWidth>
+            </wp14:sizeRelH>
+            <wp14:sizeRelV relativeFrom="margin">
+              <wp14:pctHeight>0</wp14:pctHeight>
+            </wp14:sizeRelV>
+          </wp:anchor>
+        </w:drawing>
+      </w:r>
     </w:p>
     <w:sectPr>
       <w:pgSz w:w="11906" w:h="16838"/>
-      <w:pgMar w:top="1134" w:right="850" w:bottom="1134" w:left="1701" w:header="708" w:footer="708" w:gutter="0"/>
+      <w:pgMar w:top="0" w:right="0" w:bottom="0" w:left="0" w:header="709" w:footer="709" w:gutter="0"/>
       <w:cols w:space="708"/>
       <w:docGrid w:linePitch="360"/>
     </w:sectPr>
@@ -1895,6 +2528,7 @@
   <w:style w:type="character" w:default="1" w:styleId="a0">
     <w:name w:val="Default Paragraph Font"/>
     <w:uiPriority w:val="1"/>
+    <w:semiHidden/>
     <w:unhideWhenUsed/>
   </w:style>
   <w:style w:type="table" w:default="1" w:styleId="a1">
